--- a/dist/BA Generator/Master Folder/Master BA Timlak Fisik/z03. Memorandum BA Reviu Persiapan Pengadaan (Tidak Sesuai).docx
+++ b/dist/BA Generator/Master Folder/Master BA Timlak Fisik/z03. Memorandum BA Reviu Persiapan Pengadaan (Tidak Sesuai).docx
@@ -1,6 +1,6 @@
 
 <file path=word/document.xml><?xml version="1.0" encoding="utf-8"?>
-<w:document xmlns:wpc="http://schemas.microsoft.com/office/word/2010/wordprocessingCanvas" xmlns:cx="http://schemas.microsoft.com/office/drawing/2014/chartex" xmlns:cx1="http://schemas.microsoft.com/office/drawing/2015/9/8/chartex" xmlns:cx2="http://schemas.microsoft.com/office/drawing/2015/10/21/chartex" xmlns:cx3="http://schemas.microsoft.com/office/drawing/2016/5/9/chartex" xmlns:cx4="http://schemas.microsoft.com/office/drawing/2016/5/10/chartex" xmlns:cx5="http://schemas.microsoft.com/office/drawing/2016/5/11/chartex" xmlns:cx6="http://schemas.microsoft.com/office/drawing/2016/5/12/chartex" xmlns:cx7="http://schemas.microsoft.com/office/drawing/2016/5/13/chartex" xmlns:cx8="http://schemas.microsoft.com/office/drawing/2016/5/14/chartex" xmlns:mc="http://schemas.openxmlformats.org/markup-compatibility/2006" xmlns:aink="http://schemas.microsoft.com/office/drawing/2016/ink" xmlns:am3d="http://schemas.microsoft.com/office/drawing/2017/model3d" xmlns:o="urn:schemas-microsoft-com:office:office" xmlns:r="http://schemas.openxmlformats.org/officeDocument/2006/relationships" xmlns:m="http://schemas.openxmlformats.org/officeDocument/2006/math" xmlns:v="urn:schemas-microsoft-com:vml" xmlns:wp14="http://schemas.microsoft.com/office/word/2010/wordprocessingDrawing" xmlns:wp="http://schemas.openxmlformats.org/drawingml/2006/wordprocessingDrawing" xmlns:w10="urn:schemas-microsoft-com:office:word" xmlns:w="http://schemas.openxmlformats.org/wordprocessingml/2006/main" xmlns:w14="http://schemas.microsoft.com/office/word/2010/wordml" xmlns:w15="http://schemas.microsoft.com/office/word/2012/wordml" xmlns:w16cex="http://schemas.microsoft.com/office/word/2018/wordml/cex" xmlns:w16cid="http://schemas.microsoft.com/office/word/2016/wordml/cid" xmlns:w16="http://schemas.microsoft.com/office/word/2018/wordml" xmlns:w16sdtdh="http://schemas.microsoft.com/office/word/2020/wordml/sdtdatahash" xmlns:w16se="http://schemas.microsoft.com/office/word/2015/wordml/symex" xmlns:wpg="http://schemas.microsoft.com/office/word/2010/wordprocessingGroup" xmlns:wpi="http://schemas.microsoft.com/office/word/2010/wordprocessingInk" xmlns:wne="http://schemas.microsoft.com/office/word/2006/wordml" xmlns:wps="http://schemas.microsoft.com/office/word/2010/wordprocessingShape" mc:Ignorable="w14 w15 w16se w16cid w16 w16cex w16sdtdh wp14">
+<w:document xmlns:wpc="http://schemas.microsoft.com/office/word/2010/wordprocessingCanvas" xmlns:cx="http://schemas.microsoft.com/office/drawing/2014/chartex" xmlns:cx1="http://schemas.microsoft.com/office/drawing/2015/9/8/chartex" xmlns:cx2="http://schemas.microsoft.com/office/drawing/2015/10/21/chartex" xmlns:cx3="http://schemas.microsoft.com/office/drawing/2016/5/9/chartex" xmlns:cx4="http://schemas.microsoft.com/office/drawing/2016/5/10/chartex" xmlns:cx5="http://schemas.microsoft.com/office/drawing/2016/5/11/chartex" xmlns:cx6="http://schemas.microsoft.com/office/drawing/2016/5/12/chartex" xmlns:cx7="http://schemas.microsoft.com/office/drawing/2016/5/13/chartex" xmlns:cx8="http://schemas.microsoft.com/office/drawing/2016/5/14/chartex" xmlns:mc="http://schemas.openxmlformats.org/markup-compatibility/2006" xmlns:aink="http://schemas.microsoft.com/office/drawing/2016/ink" xmlns:am3d="http://schemas.microsoft.com/office/drawing/2017/model3d" xmlns:o="urn:schemas-microsoft-com:office:office" xmlns:oel="http://schemas.microsoft.com/office/2019/extlst" xmlns:r="http://schemas.openxmlformats.org/officeDocument/2006/relationships" xmlns:m="http://schemas.openxmlformats.org/officeDocument/2006/math" xmlns:v="urn:schemas-microsoft-com:vml" xmlns:wp14="http://schemas.microsoft.com/office/word/2010/wordprocessingDrawing" xmlns:wp="http://schemas.openxmlformats.org/drawingml/2006/wordprocessingDrawing" xmlns:w10="urn:schemas-microsoft-com:office:word" xmlns:w="http://schemas.openxmlformats.org/wordprocessingml/2006/main" xmlns:w14="http://schemas.microsoft.com/office/word/2010/wordml" xmlns:w15="http://schemas.microsoft.com/office/word/2012/wordml" xmlns:w16cex="http://schemas.microsoft.com/office/word/2018/wordml/cex" xmlns:w16cid="http://schemas.microsoft.com/office/word/2016/wordml/cid" xmlns:w16="http://schemas.microsoft.com/office/word/2018/wordml" xmlns:w16du="http://schemas.microsoft.com/office/word/2023/wordml/word16du" xmlns:w16sdtdh="http://schemas.microsoft.com/office/word/2020/wordml/sdtdatahash" xmlns:w16sdtfl="http://schemas.microsoft.com/office/word/2024/wordml/sdtformatlock" xmlns:w16se="http://schemas.microsoft.com/office/word/2015/wordml/symex" xmlns:wpg="http://schemas.microsoft.com/office/word/2010/wordprocessingGroup" xmlns:wpi="http://schemas.microsoft.com/office/word/2010/wordprocessingInk" xmlns:wne="http://schemas.microsoft.com/office/word/2006/wordml" xmlns:wps="http://schemas.microsoft.com/office/word/2010/wordprocessingShape" mc:Ignorable="w14 w15 w16se w16cid w16 w16cex w16sdtdh w16sdtfl w16du wp14">
   <w:body>
     <w:p>
       <w:pPr>
@@ -78,23 +78,7 @@
           <w:rFonts w:ascii="Arial" w:hAnsi="Arial" w:cs="Arial"/>
           <w:lang w:val="en-US"/>
         </w:rPr>
-        <w:t>{</w:t>
-      </w:r>
-      <w:proofErr w:type="spellStart"/>
-      <w:r>
-        <w:rPr>
-          <w:rFonts w:ascii="Arial" w:hAnsi="Arial" w:cs="Arial"/>
-          <w:lang w:val="en-US"/>
-        </w:rPr>
-        <w:t>kode_klasifikasi</w:t>
-      </w:r>
-      <w:proofErr w:type="spellEnd"/>
-      <w:r>
-        <w:rPr>
-          <w:rFonts w:ascii="Arial" w:hAnsi="Arial" w:cs="Arial"/>
-          <w:lang w:val="en-US"/>
-        </w:rPr>
-        <w:t>}</w:t>
+        <w:t>{kode_klasifikasi}</w:t>
       </w:r>
       <w:r>
         <w:rPr>
@@ -140,14 +124,12 @@
                 <w:rFonts w:ascii="Arial" w:hAnsi="Arial" w:cs="Arial"/>
               </w:rPr>
             </w:pPr>
-            <w:proofErr w:type="spellStart"/>
             <w:r>
               <w:rPr>
                 <w:rFonts w:ascii="Arial" w:hAnsi="Arial" w:cs="Arial"/>
               </w:rPr>
               <w:t>Yth</w:t>
             </w:r>
-            <w:proofErr w:type="spellEnd"/>
           </w:p>
         </w:tc>
         <w:tc>
@@ -188,41 +170,13 @@
                 <w:lang w:val="en-US"/>
               </w:rPr>
             </w:pPr>
-            <w:proofErr w:type="spellStart"/>
             <w:r>
               <w:rPr>
                 <w:rFonts w:ascii="Arial" w:hAnsi="Arial" w:cs="Arial"/>
                 <w:bCs/>
                 <w:lang w:val="en-US"/>
               </w:rPr>
-              <w:t>Kepala</w:t>
-            </w:r>
-            <w:proofErr w:type="spellEnd"/>
-            <w:r>
-              <w:rPr>
-                <w:rFonts w:ascii="Arial" w:hAnsi="Arial" w:cs="Arial"/>
-                <w:bCs/>
-                <w:lang w:val="en-US"/>
-              </w:rPr>
-              <w:t xml:space="preserve"> {</w:t>
-            </w:r>
-            <w:proofErr w:type="spellStart"/>
-            <w:r>
-              <w:rPr>
-                <w:rFonts w:ascii="Arial" w:hAnsi="Arial" w:cs="Arial"/>
-                <w:bCs/>
-                <w:lang w:val="en-US"/>
-              </w:rPr>
-              <w:t>satuan_kerja</w:t>
-            </w:r>
-            <w:proofErr w:type="spellEnd"/>
-            <w:r>
-              <w:rPr>
-                <w:rFonts w:ascii="Arial" w:hAnsi="Arial" w:cs="Arial"/>
-                <w:bCs/>
-                <w:lang w:val="en-US"/>
-              </w:rPr>
-              <w:t>}</w:t>
+              <w:t>Kepala {satuan_kerja}</w:t>
             </w:r>
           </w:p>
         </w:tc>
@@ -414,14 +368,12 @@
                 <w:rFonts w:ascii="Arial" w:hAnsi="Arial" w:cs="Arial"/>
               </w:rPr>
             </w:pPr>
-            <w:proofErr w:type="spellStart"/>
             <w:r>
               <w:rPr>
                 <w:rFonts w:ascii="Arial" w:hAnsi="Arial" w:cs="Arial"/>
               </w:rPr>
               <w:t>Tanggal</w:t>
             </w:r>
-            <w:proofErr w:type="spellEnd"/>
           </w:p>
         </w:tc>
         <w:tc>
@@ -469,7 +421,6 @@
               </w:rPr>
               <w:t>{tanggal_</w:t>
             </w:r>
-            <w:proofErr w:type="spellStart"/>
             <w:r>
               <w:rPr>
                 <w:rFonts w:ascii="Arial" w:hAnsi="Arial" w:cs="Arial"/>
@@ -478,7 +429,6 @@
               </w:rPr>
               <w:t>reviu</w:t>
             </w:r>
-            <w:proofErr w:type="spellEnd"/>
             <w:r>
               <w:rPr>
                 <w:rFonts w:ascii="Arial" w:hAnsi="Arial" w:cs="Arial"/>
@@ -507,120 +457,39 @@
         </w:rPr>
         <w:t xml:space="preserve">Sehubungan dengan telah dilaksanakan </w:t>
       </w:r>
-      <w:proofErr w:type="spellStart"/>
       <w:r>
         <w:rPr>
           <w:rFonts w:ascii="Arial" w:hAnsi="Arial" w:cs="Arial"/>
           <w:lang w:val="en-US"/>
         </w:rPr>
-        <w:t>Rapat</w:t>
-      </w:r>
-      <w:proofErr w:type="spellEnd"/>
-      <w:r>
-        <w:rPr>
-          <w:rFonts w:ascii="Arial" w:hAnsi="Arial" w:cs="Arial"/>
-          <w:lang w:val="en-US"/>
+        <w:t xml:space="preserve">Rapat Reviu Pembahasan Dokumen Persiapan Pengadaan </w:t>
+      </w:r>
+      <w:r>
+        <w:rPr>
+          <w:rFonts w:ascii="Arial" w:hAnsi="Arial" w:cs="Arial"/>
+        </w:rPr>
+        <w:t xml:space="preserve">Paket </w:t>
+      </w:r>
+      <w:r>
+        <w:rPr>
+          <w:rFonts w:ascii="Arial" w:hAnsi="Arial" w:cs="Arial"/>
+        </w:rPr>
+        <w:t>{nama_paket}</w:t>
+      </w:r>
+      <w:r>
+        <w:rPr>
+          <w:rStyle w:val="normaltextrun"/>
+          <w:rFonts w:ascii="Arial" w:hAnsi="Arial" w:cs="Arial"/>
         </w:rPr>
         <w:t xml:space="preserve"> </w:t>
       </w:r>
-      <w:proofErr w:type="spellStart"/>
-      <w:r>
-        <w:rPr>
-          <w:rFonts w:ascii="Arial" w:hAnsi="Arial" w:cs="Arial"/>
-          <w:lang w:val="en-US"/>
-        </w:rPr>
-        <w:t>Reviu</w:t>
-      </w:r>
-      <w:proofErr w:type="spellEnd"/>
-      <w:r>
-        <w:rPr>
-          <w:rFonts w:ascii="Arial" w:hAnsi="Arial" w:cs="Arial"/>
-          <w:lang w:val="en-US"/>
-        </w:rPr>
-        <w:t xml:space="preserve"> </w:t>
-      </w:r>
-      <w:proofErr w:type="spellStart"/>
-      <w:r>
-        <w:rPr>
-          <w:rFonts w:ascii="Arial" w:hAnsi="Arial" w:cs="Arial"/>
-          <w:lang w:val="en-US"/>
-        </w:rPr>
-        <w:t>Pembahasan</w:t>
-      </w:r>
-      <w:proofErr w:type="spellEnd"/>
-      <w:r>
-        <w:rPr>
-          <w:rFonts w:ascii="Arial" w:hAnsi="Arial" w:cs="Arial"/>
-          <w:lang w:val="en-US"/>
-        </w:rPr>
-        <w:t xml:space="preserve"> </w:t>
-      </w:r>
-      <w:proofErr w:type="spellStart"/>
-      <w:r>
-        <w:rPr>
-          <w:rFonts w:ascii="Arial" w:hAnsi="Arial" w:cs="Arial"/>
-          <w:lang w:val="en-US"/>
-        </w:rPr>
-        <w:t>Dokumen</w:t>
-      </w:r>
-      <w:proofErr w:type="spellEnd"/>
-      <w:r>
-        <w:rPr>
-          <w:rFonts w:ascii="Arial" w:hAnsi="Arial" w:cs="Arial"/>
-          <w:lang w:val="en-US"/>
-        </w:rPr>
-        <w:t xml:space="preserve"> </w:t>
-      </w:r>
-      <w:proofErr w:type="spellStart"/>
-      <w:r>
-        <w:rPr>
-          <w:rFonts w:ascii="Arial" w:hAnsi="Arial" w:cs="Arial"/>
-          <w:lang w:val="en-US"/>
-        </w:rPr>
-        <w:t>Persiapan</w:t>
-      </w:r>
-      <w:proofErr w:type="spellEnd"/>
-      <w:r>
-        <w:rPr>
-          <w:rFonts w:ascii="Arial" w:hAnsi="Arial" w:cs="Arial"/>
-          <w:lang w:val="en-US"/>
-        </w:rPr>
-        <w:t xml:space="preserve"> </w:t>
-      </w:r>
-      <w:proofErr w:type="spellStart"/>
-      <w:r>
-        <w:rPr>
-          <w:rFonts w:ascii="Arial" w:hAnsi="Arial" w:cs="Arial"/>
-          <w:lang w:val="en-US"/>
-        </w:rPr>
-        <w:t>Pengadaan</w:t>
-      </w:r>
-      <w:proofErr w:type="spellEnd"/>
-      <w:r>
-        <w:rPr>
-          <w:rFonts w:ascii="Arial" w:hAnsi="Arial" w:cs="Arial"/>
-          <w:lang w:val="en-US"/>
-        </w:rPr>
-        <w:t xml:space="preserve"> </w:t>
-      </w:r>
-      <w:r>
-        <w:rPr>
-          <w:rFonts w:ascii="Arial" w:hAnsi="Arial" w:cs="Arial"/>
-        </w:rPr>
-        <w:t xml:space="preserve">Paket </w:t>
-      </w:r>
-      <w:r>
-        <w:rPr>
-          <w:rFonts w:ascii="Arial" w:hAnsi="Arial" w:cs="Arial"/>
-        </w:rPr>
-        <w:t>{nama_paket}</w:t>
-      </w:r>
       <w:r>
         <w:rPr>
           <w:rStyle w:val="normaltextrun"/>
           <w:rFonts w:ascii="Arial" w:hAnsi="Arial" w:cs="Arial"/>
-        </w:rPr>
-        <w:t xml:space="preserve"> </w:t>
+          <w:shd w:val="clear" w:color="auto" w:fill="FFFFFF"/>
+        </w:rPr>
+        <w:t xml:space="preserve">pada hari </w:t>
       </w:r>
       <w:r>
         <w:rPr>
@@ -628,17 +497,8 @@
           <w:rFonts w:ascii="Arial" w:hAnsi="Arial" w:cs="Arial"/>
           <w:shd w:val="clear" w:color="auto" w:fill="FFFFFF"/>
         </w:rPr>
-        <w:t xml:space="preserve">pada hari </w:t>
-      </w:r>
-      <w:r>
-        <w:rPr>
-          <w:rStyle w:val="normaltextrun"/>
-          <w:rFonts w:ascii="Arial" w:hAnsi="Arial" w:cs="Arial"/>
-          <w:shd w:val="clear" w:color="auto" w:fill="FFFFFF"/>
-        </w:rPr>
         <w:t>{hari_</w:t>
       </w:r>
-      <w:proofErr w:type="spellStart"/>
       <w:r>
         <w:rPr>
           <w:rStyle w:val="normaltextrun"/>
@@ -648,7 +508,6 @@
         </w:rPr>
         <w:t>reviu</w:t>
       </w:r>
-      <w:proofErr w:type="spellEnd"/>
       <w:r>
         <w:rPr>
           <w:rStyle w:val="normaltextrun"/>
@@ -689,7 +548,6 @@
         </w:rPr>
         <w:t>{tanggal_</w:t>
       </w:r>
-      <w:proofErr w:type="spellStart"/>
       <w:r>
         <w:rPr>
           <w:rStyle w:val="normaltextrun"/>
@@ -699,7 +557,6 @@
         </w:rPr>
         <w:t>sebut_reviu</w:t>
       </w:r>
-      <w:proofErr w:type="spellEnd"/>
       <w:r>
         <w:rPr>
           <w:rStyle w:val="normaltextrun"/>
@@ -1040,21 +897,12 @@
           <w:lang w:val="en-US"/>
         </w:rPr>
       </w:pPr>
-      <w:proofErr w:type="spellStart"/>
       <w:r>
         <w:rPr>
           <w:rFonts w:ascii="Arial" w:hAnsi="Arial" w:cs="Arial"/>
           <w:lang w:val="en-US"/>
         </w:rPr>
-        <w:t>Tembusan</w:t>
-      </w:r>
-      <w:proofErr w:type="spellEnd"/>
-      <w:r>
-        <w:rPr>
-          <w:rFonts w:ascii="Arial" w:hAnsi="Arial" w:cs="Arial"/>
-          <w:lang w:val="en-US"/>
-        </w:rPr>
-        <w:t>:</w:t>
+        <w:t>Tembusan:</w:t>
       </w:r>
     </w:p>
     <w:p>
@@ -1199,8 +1047,12 @@
       </w:r>
     </w:p>
     <w:sectPr>
-      <w:headerReference w:type="default" r:id="rId10"/>
-      <w:footerReference w:type="default" r:id="rId11"/>
+      <w:headerReference w:type="even" r:id="rId10"/>
+      <w:headerReference w:type="default" r:id="rId11"/>
+      <w:footerReference w:type="even" r:id="rId12"/>
+      <w:footerReference w:type="default" r:id="rId13"/>
+      <w:headerReference w:type="first" r:id="rId14"/>
+      <w:footerReference w:type="first" r:id="rId15"/>
       <w:pgSz w:w="11906" w:h="16838" w:code="9"/>
       <w:pgMar w:top="1134" w:right="1134" w:bottom="1418" w:left="1418" w:header="425" w:footer="284" w:gutter="0"/>
       <w:cols w:space="708"/>
@@ -1211,7 +1063,7 @@
 </file>
 
 <file path=word/endnotes.xml><?xml version="1.0" encoding="utf-8"?>
-<w:endnotes xmlns:wpc="http://schemas.microsoft.com/office/word/2010/wordprocessingCanvas" xmlns:cx="http://schemas.microsoft.com/office/drawing/2014/chartex" xmlns:cx1="http://schemas.microsoft.com/office/drawing/2015/9/8/chartex" xmlns:cx2="http://schemas.microsoft.com/office/drawing/2015/10/21/chartex" xmlns:cx3="http://schemas.microsoft.com/office/drawing/2016/5/9/chartex" xmlns:cx4="http://schemas.microsoft.com/office/drawing/2016/5/10/chartex" xmlns:cx5="http://schemas.microsoft.com/office/drawing/2016/5/11/chartex" xmlns:cx6="http://schemas.microsoft.com/office/drawing/2016/5/12/chartex" xmlns:cx7="http://schemas.microsoft.com/office/drawing/2016/5/13/chartex" xmlns:cx8="http://schemas.microsoft.com/office/drawing/2016/5/14/chartex" xmlns:mc="http://schemas.openxmlformats.org/markup-compatibility/2006" xmlns:aink="http://schemas.microsoft.com/office/drawing/2016/ink" xmlns:am3d="http://schemas.microsoft.com/office/drawing/2017/model3d" xmlns:o="urn:schemas-microsoft-com:office:office" xmlns:r="http://schemas.openxmlformats.org/officeDocument/2006/relationships" xmlns:m="http://schemas.openxmlformats.org/officeDocument/2006/math" xmlns:v="urn:schemas-microsoft-com:vml" xmlns:wp14="http://schemas.microsoft.com/office/word/2010/wordprocessingDrawing" xmlns:wp="http://schemas.openxmlformats.org/drawingml/2006/wordprocessingDrawing" xmlns:w10="urn:schemas-microsoft-com:office:word" xmlns:w="http://schemas.openxmlformats.org/wordprocessingml/2006/main" xmlns:w14="http://schemas.microsoft.com/office/word/2010/wordml" xmlns:w15="http://schemas.microsoft.com/office/word/2012/wordml" xmlns:w16cex="http://schemas.microsoft.com/office/word/2018/wordml/cex" xmlns:w16cid="http://schemas.microsoft.com/office/word/2016/wordml/cid" xmlns:w16="http://schemas.microsoft.com/office/word/2018/wordml" xmlns:w16sdtdh="http://schemas.microsoft.com/office/word/2020/wordml/sdtdatahash" xmlns:w16se="http://schemas.microsoft.com/office/word/2015/wordml/symex" xmlns:wpg="http://schemas.microsoft.com/office/word/2010/wordprocessingGroup" xmlns:wpi="http://schemas.microsoft.com/office/word/2010/wordprocessingInk" xmlns:wne="http://schemas.microsoft.com/office/word/2006/wordml" xmlns:wps="http://schemas.microsoft.com/office/word/2010/wordprocessingShape" mc:Ignorable="w14 w15 w16se w16cid w16 w16cex w16sdtdh wp14">
+<w:endnotes xmlns:wpc="http://schemas.microsoft.com/office/word/2010/wordprocessingCanvas" xmlns:cx="http://schemas.microsoft.com/office/drawing/2014/chartex" xmlns:cx1="http://schemas.microsoft.com/office/drawing/2015/9/8/chartex" xmlns:cx2="http://schemas.microsoft.com/office/drawing/2015/10/21/chartex" xmlns:cx3="http://schemas.microsoft.com/office/drawing/2016/5/9/chartex" xmlns:cx4="http://schemas.microsoft.com/office/drawing/2016/5/10/chartex" xmlns:cx5="http://schemas.microsoft.com/office/drawing/2016/5/11/chartex" xmlns:cx6="http://schemas.microsoft.com/office/drawing/2016/5/12/chartex" xmlns:cx7="http://schemas.microsoft.com/office/drawing/2016/5/13/chartex" xmlns:cx8="http://schemas.microsoft.com/office/drawing/2016/5/14/chartex" xmlns:mc="http://schemas.openxmlformats.org/markup-compatibility/2006" xmlns:aink="http://schemas.microsoft.com/office/drawing/2016/ink" xmlns:am3d="http://schemas.microsoft.com/office/drawing/2017/model3d" xmlns:o="urn:schemas-microsoft-com:office:office" xmlns:oel="http://schemas.microsoft.com/office/2019/extlst" xmlns:r="http://schemas.openxmlformats.org/officeDocument/2006/relationships" xmlns:m="http://schemas.openxmlformats.org/officeDocument/2006/math" xmlns:v="urn:schemas-microsoft-com:vml" xmlns:wp14="http://schemas.microsoft.com/office/word/2010/wordprocessingDrawing" xmlns:wp="http://schemas.openxmlformats.org/drawingml/2006/wordprocessingDrawing" xmlns:w10="urn:schemas-microsoft-com:office:word" xmlns:w="http://schemas.openxmlformats.org/wordprocessingml/2006/main" xmlns:w14="http://schemas.microsoft.com/office/word/2010/wordml" xmlns:w15="http://schemas.microsoft.com/office/word/2012/wordml" xmlns:w16cex="http://schemas.microsoft.com/office/word/2018/wordml/cex" xmlns:w16cid="http://schemas.microsoft.com/office/word/2016/wordml/cid" xmlns:w16="http://schemas.microsoft.com/office/word/2018/wordml" xmlns:w16du="http://schemas.microsoft.com/office/word/2023/wordml/word16du" xmlns:w16sdtdh="http://schemas.microsoft.com/office/word/2020/wordml/sdtdatahash" xmlns:w16sdtfl="http://schemas.microsoft.com/office/word/2024/wordml/sdtformatlock" xmlns:w16se="http://schemas.microsoft.com/office/word/2015/wordml/symex" xmlns:wpg="http://schemas.microsoft.com/office/word/2010/wordprocessingGroup" xmlns:wpi="http://schemas.microsoft.com/office/word/2010/wordprocessingInk" xmlns:wne="http://schemas.microsoft.com/office/word/2006/wordml" xmlns:wps="http://schemas.microsoft.com/office/word/2010/wordprocessingShape" mc:Ignorable="w14 w15 w16se w16cid w16 w16cex w16sdtdh w16sdtfl w16du wp14">
   <w:endnote w:type="separator" w:id="-1">
     <w:p>
       <w:pPr>
@@ -1236,7 +1088,17 @@
 </file>
 
 <file path=word/footer1.xml><?xml version="1.0" encoding="utf-8"?>
-<w:ftr xmlns:wpc="http://schemas.microsoft.com/office/word/2010/wordprocessingCanvas" xmlns:cx="http://schemas.microsoft.com/office/drawing/2014/chartex" xmlns:cx1="http://schemas.microsoft.com/office/drawing/2015/9/8/chartex" xmlns:cx2="http://schemas.microsoft.com/office/drawing/2015/10/21/chartex" xmlns:cx3="http://schemas.microsoft.com/office/drawing/2016/5/9/chartex" xmlns:cx4="http://schemas.microsoft.com/office/drawing/2016/5/10/chartex" xmlns:cx5="http://schemas.microsoft.com/office/drawing/2016/5/11/chartex" xmlns:cx6="http://schemas.microsoft.com/office/drawing/2016/5/12/chartex" xmlns:cx7="http://schemas.microsoft.com/office/drawing/2016/5/13/chartex" xmlns:cx8="http://schemas.microsoft.com/office/drawing/2016/5/14/chartex" xmlns:mc="http://schemas.openxmlformats.org/markup-compatibility/2006" xmlns:aink="http://schemas.microsoft.com/office/drawing/2016/ink" xmlns:am3d="http://schemas.microsoft.com/office/drawing/2017/model3d" xmlns:o="urn:schemas-microsoft-com:office:office" xmlns:r="http://schemas.openxmlformats.org/officeDocument/2006/relationships" xmlns:m="http://schemas.openxmlformats.org/officeDocument/2006/math" xmlns:v="urn:schemas-microsoft-com:vml" xmlns:wp14="http://schemas.microsoft.com/office/word/2010/wordprocessingDrawing" xmlns:wp="http://schemas.openxmlformats.org/drawingml/2006/wordprocessingDrawing" xmlns:w10="urn:schemas-microsoft-com:office:word" xmlns:w="http://schemas.openxmlformats.org/wordprocessingml/2006/main" xmlns:w14="http://schemas.microsoft.com/office/word/2010/wordml" xmlns:w15="http://schemas.microsoft.com/office/word/2012/wordml" xmlns:w16cex="http://schemas.microsoft.com/office/word/2018/wordml/cex" xmlns:w16cid="http://schemas.microsoft.com/office/word/2016/wordml/cid" xmlns:w16="http://schemas.microsoft.com/office/word/2018/wordml" xmlns:w16sdtdh="http://schemas.microsoft.com/office/word/2020/wordml/sdtdatahash" xmlns:w16se="http://schemas.microsoft.com/office/word/2015/wordml/symex" xmlns:wpg="http://schemas.microsoft.com/office/word/2010/wordprocessingGroup" xmlns:wpi="http://schemas.microsoft.com/office/word/2010/wordprocessingInk" xmlns:wne="http://schemas.microsoft.com/office/word/2006/wordml" xmlns:wps="http://schemas.microsoft.com/office/word/2010/wordprocessingShape" mc:Ignorable="w14 w15 w16se w16cid w16 w16cex w16sdtdh wp14">
+<w:ftr xmlns:wpc="http://schemas.microsoft.com/office/word/2010/wordprocessingCanvas" xmlns:cx="http://schemas.microsoft.com/office/drawing/2014/chartex" xmlns:cx1="http://schemas.microsoft.com/office/drawing/2015/9/8/chartex" xmlns:cx2="http://schemas.microsoft.com/office/drawing/2015/10/21/chartex" xmlns:cx3="http://schemas.microsoft.com/office/drawing/2016/5/9/chartex" xmlns:cx4="http://schemas.microsoft.com/office/drawing/2016/5/10/chartex" xmlns:cx5="http://schemas.microsoft.com/office/drawing/2016/5/11/chartex" xmlns:cx6="http://schemas.microsoft.com/office/drawing/2016/5/12/chartex" xmlns:cx7="http://schemas.microsoft.com/office/drawing/2016/5/13/chartex" xmlns:cx8="http://schemas.microsoft.com/office/drawing/2016/5/14/chartex" xmlns:mc="http://schemas.openxmlformats.org/markup-compatibility/2006" xmlns:aink="http://schemas.microsoft.com/office/drawing/2016/ink" xmlns:am3d="http://schemas.microsoft.com/office/drawing/2017/model3d" xmlns:o="urn:schemas-microsoft-com:office:office" xmlns:oel="http://schemas.microsoft.com/office/2019/extlst" xmlns:r="http://schemas.openxmlformats.org/officeDocument/2006/relationships" xmlns:m="http://schemas.openxmlformats.org/officeDocument/2006/math" xmlns:v="urn:schemas-microsoft-com:vml" xmlns:wp14="http://schemas.microsoft.com/office/word/2010/wordprocessingDrawing" xmlns:wp="http://schemas.openxmlformats.org/drawingml/2006/wordprocessingDrawing" xmlns:w10="urn:schemas-microsoft-com:office:word" xmlns:w="http://schemas.openxmlformats.org/wordprocessingml/2006/main" xmlns:w14="http://schemas.microsoft.com/office/word/2010/wordml" xmlns:w15="http://schemas.microsoft.com/office/word/2012/wordml" xmlns:w16cex="http://schemas.microsoft.com/office/word/2018/wordml/cex" xmlns:w16cid="http://schemas.microsoft.com/office/word/2016/wordml/cid" xmlns:w16="http://schemas.microsoft.com/office/word/2018/wordml" xmlns:w16du="http://schemas.microsoft.com/office/word/2023/wordml/word16du" xmlns:w16sdtdh="http://schemas.microsoft.com/office/word/2020/wordml/sdtdatahash" xmlns:w16sdtfl="http://schemas.microsoft.com/office/word/2024/wordml/sdtformatlock" xmlns:w16se="http://schemas.microsoft.com/office/word/2015/wordml/symex" xmlns:wpg="http://schemas.microsoft.com/office/word/2010/wordprocessingGroup" xmlns:wpi="http://schemas.microsoft.com/office/word/2010/wordprocessingInk" xmlns:wne="http://schemas.microsoft.com/office/word/2006/wordml" xmlns:wps="http://schemas.microsoft.com/office/word/2010/wordprocessingShape" mc:Ignorable="w14 w15 w16se w16cid w16 w16cex w16sdtdh w16sdtfl w16du wp14">
+  <w:p>
+    <w:pPr>
+      <w:pStyle w:val="Footer"/>
+    </w:pPr>
+  </w:p>
+</w:ftr>
+</file>
+
+<file path=word/footer2.xml><?xml version="1.0" encoding="utf-8"?>
+<w:ftr xmlns:wpc="http://schemas.microsoft.com/office/word/2010/wordprocessingCanvas" xmlns:cx="http://schemas.microsoft.com/office/drawing/2014/chartex" xmlns:cx1="http://schemas.microsoft.com/office/drawing/2015/9/8/chartex" xmlns:cx2="http://schemas.microsoft.com/office/drawing/2015/10/21/chartex" xmlns:cx3="http://schemas.microsoft.com/office/drawing/2016/5/9/chartex" xmlns:cx4="http://schemas.microsoft.com/office/drawing/2016/5/10/chartex" xmlns:cx5="http://schemas.microsoft.com/office/drawing/2016/5/11/chartex" xmlns:cx6="http://schemas.microsoft.com/office/drawing/2016/5/12/chartex" xmlns:cx7="http://schemas.microsoft.com/office/drawing/2016/5/13/chartex" xmlns:cx8="http://schemas.microsoft.com/office/drawing/2016/5/14/chartex" xmlns:mc="http://schemas.openxmlformats.org/markup-compatibility/2006" xmlns:aink="http://schemas.microsoft.com/office/drawing/2016/ink" xmlns:am3d="http://schemas.microsoft.com/office/drawing/2017/model3d" xmlns:o="urn:schemas-microsoft-com:office:office" xmlns:oel="http://schemas.microsoft.com/office/2019/extlst" xmlns:r="http://schemas.openxmlformats.org/officeDocument/2006/relationships" xmlns:m="http://schemas.openxmlformats.org/officeDocument/2006/math" xmlns:v="urn:schemas-microsoft-com:vml" xmlns:wp14="http://schemas.microsoft.com/office/word/2010/wordprocessingDrawing" xmlns:wp="http://schemas.openxmlformats.org/drawingml/2006/wordprocessingDrawing" xmlns:w10="urn:schemas-microsoft-com:office:word" xmlns:w="http://schemas.openxmlformats.org/wordprocessingml/2006/main" xmlns:w14="http://schemas.microsoft.com/office/word/2010/wordml" xmlns:w15="http://schemas.microsoft.com/office/word/2012/wordml" xmlns:w16cex="http://schemas.microsoft.com/office/word/2018/wordml/cex" xmlns:w16cid="http://schemas.microsoft.com/office/word/2016/wordml/cid" xmlns:w16="http://schemas.microsoft.com/office/word/2018/wordml" xmlns:w16du="http://schemas.microsoft.com/office/word/2023/wordml/word16du" xmlns:w16sdtdh="http://schemas.microsoft.com/office/word/2020/wordml/sdtdatahash" xmlns:w16sdtfl="http://schemas.microsoft.com/office/word/2024/wordml/sdtformatlock" xmlns:w16se="http://schemas.microsoft.com/office/word/2015/wordml/symex" xmlns:wpg="http://schemas.microsoft.com/office/word/2010/wordprocessingGroup" xmlns:wpi="http://schemas.microsoft.com/office/word/2010/wordprocessingInk" xmlns:wne="http://schemas.microsoft.com/office/word/2006/wordml" xmlns:wps="http://schemas.microsoft.com/office/word/2010/wordprocessingShape" mc:Ignorable="w14 w15 w16se w16cid w16 w16cex w16sdtdh w16sdtfl w16du wp14">
   <w:p>
     <w:pPr>
       <w:pStyle w:val="Footer"/>
@@ -1292,8 +1154,18 @@
 </w:ftr>
 </file>
 
+<file path=word/footer3.xml><?xml version="1.0" encoding="utf-8"?>
+<w:ftr xmlns:wpc="http://schemas.microsoft.com/office/word/2010/wordprocessingCanvas" xmlns:cx="http://schemas.microsoft.com/office/drawing/2014/chartex" xmlns:cx1="http://schemas.microsoft.com/office/drawing/2015/9/8/chartex" xmlns:cx2="http://schemas.microsoft.com/office/drawing/2015/10/21/chartex" xmlns:cx3="http://schemas.microsoft.com/office/drawing/2016/5/9/chartex" xmlns:cx4="http://schemas.microsoft.com/office/drawing/2016/5/10/chartex" xmlns:cx5="http://schemas.microsoft.com/office/drawing/2016/5/11/chartex" xmlns:cx6="http://schemas.microsoft.com/office/drawing/2016/5/12/chartex" xmlns:cx7="http://schemas.microsoft.com/office/drawing/2016/5/13/chartex" xmlns:cx8="http://schemas.microsoft.com/office/drawing/2016/5/14/chartex" xmlns:mc="http://schemas.openxmlformats.org/markup-compatibility/2006" xmlns:aink="http://schemas.microsoft.com/office/drawing/2016/ink" xmlns:am3d="http://schemas.microsoft.com/office/drawing/2017/model3d" xmlns:o="urn:schemas-microsoft-com:office:office" xmlns:oel="http://schemas.microsoft.com/office/2019/extlst" xmlns:r="http://schemas.openxmlformats.org/officeDocument/2006/relationships" xmlns:m="http://schemas.openxmlformats.org/officeDocument/2006/math" xmlns:v="urn:schemas-microsoft-com:vml" xmlns:wp14="http://schemas.microsoft.com/office/word/2010/wordprocessingDrawing" xmlns:wp="http://schemas.openxmlformats.org/drawingml/2006/wordprocessingDrawing" xmlns:w10="urn:schemas-microsoft-com:office:word" xmlns:w="http://schemas.openxmlformats.org/wordprocessingml/2006/main" xmlns:w14="http://schemas.microsoft.com/office/word/2010/wordml" xmlns:w15="http://schemas.microsoft.com/office/word/2012/wordml" xmlns:w16cex="http://schemas.microsoft.com/office/word/2018/wordml/cex" xmlns:w16cid="http://schemas.microsoft.com/office/word/2016/wordml/cid" xmlns:w16="http://schemas.microsoft.com/office/word/2018/wordml" xmlns:w16du="http://schemas.microsoft.com/office/word/2023/wordml/word16du" xmlns:w16sdtdh="http://schemas.microsoft.com/office/word/2020/wordml/sdtdatahash" xmlns:w16sdtfl="http://schemas.microsoft.com/office/word/2024/wordml/sdtformatlock" xmlns:w16se="http://schemas.microsoft.com/office/word/2015/wordml/symex" xmlns:wpg="http://schemas.microsoft.com/office/word/2010/wordprocessingGroup" xmlns:wpi="http://schemas.microsoft.com/office/word/2010/wordprocessingInk" xmlns:wne="http://schemas.microsoft.com/office/word/2006/wordml" xmlns:wps="http://schemas.microsoft.com/office/word/2010/wordprocessingShape" mc:Ignorable="w14 w15 w16se w16cid w16 w16cex w16sdtdh w16sdtfl w16du wp14">
+  <w:p>
+    <w:pPr>
+      <w:pStyle w:val="Footer"/>
+    </w:pPr>
+  </w:p>
+</w:ftr>
+</file>
+
 <file path=word/footnotes.xml><?xml version="1.0" encoding="utf-8"?>
-<w:footnotes xmlns:wpc="http://schemas.microsoft.com/office/word/2010/wordprocessingCanvas" xmlns:cx="http://schemas.microsoft.com/office/drawing/2014/chartex" xmlns:cx1="http://schemas.microsoft.com/office/drawing/2015/9/8/chartex" xmlns:cx2="http://schemas.microsoft.com/office/drawing/2015/10/21/chartex" xmlns:cx3="http://schemas.microsoft.com/office/drawing/2016/5/9/chartex" xmlns:cx4="http://schemas.microsoft.com/office/drawing/2016/5/10/chartex" xmlns:cx5="http://schemas.microsoft.com/office/drawing/2016/5/11/chartex" xmlns:cx6="http://schemas.microsoft.com/office/drawing/2016/5/12/chartex" xmlns:cx7="http://schemas.microsoft.com/office/drawing/2016/5/13/chartex" xmlns:cx8="http://schemas.microsoft.com/office/drawing/2016/5/14/chartex" xmlns:mc="http://schemas.openxmlformats.org/markup-compatibility/2006" xmlns:aink="http://schemas.microsoft.com/office/drawing/2016/ink" xmlns:am3d="http://schemas.microsoft.com/office/drawing/2017/model3d" xmlns:o="urn:schemas-microsoft-com:office:office" xmlns:r="http://schemas.openxmlformats.org/officeDocument/2006/relationships" xmlns:m="http://schemas.openxmlformats.org/officeDocument/2006/math" xmlns:v="urn:schemas-microsoft-com:vml" xmlns:wp14="http://schemas.microsoft.com/office/word/2010/wordprocessingDrawing" xmlns:wp="http://schemas.openxmlformats.org/drawingml/2006/wordprocessingDrawing" xmlns:w10="urn:schemas-microsoft-com:office:word" xmlns:w="http://schemas.openxmlformats.org/wordprocessingml/2006/main" xmlns:w14="http://schemas.microsoft.com/office/word/2010/wordml" xmlns:w15="http://schemas.microsoft.com/office/word/2012/wordml" xmlns:w16cex="http://schemas.microsoft.com/office/word/2018/wordml/cex" xmlns:w16cid="http://schemas.microsoft.com/office/word/2016/wordml/cid" xmlns:w16="http://schemas.microsoft.com/office/word/2018/wordml" xmlns:w16sdtdh="http://schemas.microsoft.com/office/word/2020/wordml/sdtdatahash" xmlns:w16se="http://schemas.microsoft.com/office/word/2015/wordml/symex" xmlns:wpg="http://schemas.microsoft.com/office/word/2010/wordprocessingGroup" xmlns:wpi="http://schemas.microsoft.com/office/word/2010/wordprocessingInk" xmlns:wne="http://schemas.microsoft.com/office/word/2006/wordml" xmlns:wps="http://schemas.microsoft.com/office/word/2010/wordprocessingShape" mc:Ignorable="w14 w15 w16se w16cid w16 w16cex w16sdtdh wp14">
+<w:footnotes xmlns:wpc="http://schemas.microsoft.com/office/word/2010/wordprocessingCanvas" xmlns:cx="http://schemas.microsoft.com/office/drawing/2014/chartex" xmlns:cx1="http://schemas.microsoft.com/office/drawing/2015/9/8/chartex" xmlns:cx2="http://schemas.microsoft.com/office/drawing/2015/10/21/chartex" xmlns:cx3="http://schemas.microsoft.com/office/drawing/2016/5/9/chartex" xmlns:cx4="http://schemas.microsoft.com/office/drawing/2016/5/10/chartex" xmlns:cx5="http://schemas.microsoft.com/office/drawing/2016/5/11/chartex" xmlns:cx6="http://schemas.microsoft.com/office/drawing/2016/5/12/chartex" xmlns:cx7="http://schemas.microsoft.com/office/drawing/2016/5/13/chartex" xmlns:cx8="http://schemas.microsoft.com/office/drawing/2016/5/14/chartex" xmlns:mc="http://schemas.openxmlformats.org/markup-compatibility/2006" xmlns:aink="http://schemas.microsoft.com/office/drawing/2016/ink" xmlns:am3d="http://schemas.microsoft.com/office/drawing/2017/model3d" xmlns:o="urn:schemas-microsoft-com:office:office" xmlns:oel="http://schemas.microsoft.com/office/2019/extlst" xmlns:r="http://schemas.openxmlformats.org/officeDocument/2006/relationships" xmlns:m="http://schemas.openxmlformats.org/officeDocument/2006/math" xmlns:v="urn:schemas-microsoft-com:vml" xmlns:wp14="http://schemas.microsoft.com/office/word/2010/wordprocessingDrawing" xmlns:wp="http://schemas.openxmlformats.org/drawingml/2006/wordprocessingDrawing" xmlns:w10="urn:schemas-microsoft-com:office:word" xmlns:w="http://schemas.openxmlformats.org/wordprocessingml/2006/main" xmlns:w14="http://schemas.microsoft.com/office/word/2010/wordml" xmlns:w15="http://schemas.microsoft.com/office/word/2012/wordml" xmlns:w16cex="http://schemas.microsoft.com/office/word/2018/wordml/cex" xmlns:w16cid="http://schemas.microsoft.com/office/word/2016/wordml/cid" xmlns:w16="http://schemas.microsoft.com/office/word/2018/wordml" xmlns:w16du="http://schemas.microsoft.com/office/word/2023/wordml/word16du" xmlns:w16sdtdh="http://schemas.microsoft.com/office/word/2020/wordml/sdtdatahash" xmlns:w16sdtfl="http://schemas.microsoft.com/office/word/2024/wordml/sdtformatlock" xmlns:w16se="http://schemas.microsoft.com/office/word/2015/wordml/symex" xmlns:wpg="http://schemas.microsoft.com/office/word/2010/wordprocessingGroup" xmlns:wpi="http://schemas.microsoft.com/office/word/2010/wordprocessingInk" xmlns:wne="http://schemas.microsoft.com/office/word/2006/wordml" xmlns:wps="http://schemas.microsoft.com/office/word/2010/wordprocessingShape" mc:Ignorable="w14 w15 w16se w16cid w16 w16cex w16sdtdh w16sdtfl w16du wp14">
   <w:footnote w:type="separator" w:id="-1">
     <w:p>
       <w:pPr>
@@ -1318,7 +1190,17 @@
 </file>
 
 <file path=word/header1.xml><?xml version="1.0" encoding="utf-8"?>
-<w:hdr xmlns:wpc="http://schemas.microsoft.com/office/word/2010/wordprocessingCanvas" xmlns:cx="http://schemas.microsoft.com/office/drawing/2014/chartex" xmlns:cx1="http://schemas.microsoft.com/office/drawing/2015/9/8/chartex" xmlns:cx2="http://schemas.microsoft.com/office/drawing/2015/10/21/chartex" xmlns:cx3="http://schemas.microsoft.com/office/drawing/2016/5/9/chartex" xmlns:cx4="http://schemas.microsoft.com/office/drawing/2016/5/10/chartex" xmlns:cx5="http://schemas.microsoft.com/office/drawing/2016/5/11/chartex" xmlns:cx6="http://schemas.microsoft.com/office/drawing/2016/5/12/chartex" xmlns:cx7="http://schemas.microsoft.com/office/drawing/2016/5/13/chartex" xmlns:cx8="http://schemas.microsoft.com/office/drawing/2016/5/14/chartex" xmlns:mc="http://schemas.openxmlformats.org/markup-compatibility/2006" xmlns:aink="http://schemas.microsoft.com/office/drawing/2016/ink" xmlns:am3d="http://schemas.microsoft.com/office/drawing/2017/model3d" xmlns:o="urn:schemas-microsoft-com:office:office" xmlns:r="http://schemas.openxmlformats.org/officeDocument/2006/relationships" xmlns:m="http://schemas.openxmlformats.org/officeDocument/2006/math" xmlns:v="urn:schemas-microsoft-com:vml" xmlns:wp14="http://schemas.microsoft.com/office/word/2010/wordprocessingDrawing" xmlns:wp="http://schemas.openxmlformats.org/drawingml/2006/wordprocessingDrawing" xmlns:w10="urn:schemas-microsoft-com:office:word" xmlns:w="http://schemas.openxmlformats.org/wordprocessingml/2006/main" xmlns:w14="http://schemas.microsoft.com/office/word/2010/wordml" xmlns:w15="http://schemas.microsoft.com/office/word/2012/wordml" xmlns:w16cex="http://schemas.microsoft.com/office/word/2018/wordml/cex" xmlns:w16cid="http://schemas.microsoft.com/office/word/2016/wordml/cid" xmlns:w16="http://schemas.microsoft.com/office/word/2018/wordml" xmlns:w16sdtdh="http://schemas.microsoft.com/office/word/2020/wordml/sdtdatahash" xmlns:w16se="http://schemas.microsoft.com/office/word/2015/wordml/symex" xmlns:wpg="http://schemas.microsoft.com/office/word/2010/wordprocessingGroup" xmlns:wpi="http://schemas.microsoft.com/office/word/2010/wordprocessingInk" xmlns:wne="http://schemas.microsoft.com/office/word/2006/wordml" xmlns:wps="http://schemas.microsoft.com/office/word/2010/wordprocessingShape" mc:Ignorable="w14 w15 w16se w16cid w16 w16cex w16sdtdh wp14">
+<w:hdr xmlns:wpc="http://schemas.microsoft.com/office/word/2010/wordprocessingCanvas" xmlns:cx="http://schemas.microsoft.com/office/drawing/2014/chartex" xmlns:cx1="http://schemas.microsoft.com/office/drawing/2015/9/8/chartex" xmlns:cx2="http://schemas.microsoft.com/office/drawing/2015/10/21/chartex" xmlns:cx3="http://schemas.microsoft.com/office/drawing/2016/5/9/chartex" xmlns:cx4="http://schemas.microsoft.com/office/drawing/2016/5/10/chartex" xmlns:cx5="http://schemas.microsoft.com/office/drawing/2016/5/11/chartex" xmlns:cx6="http://schemas.microsoft.com/office/drawing/2016/5/12/chartex" xmlns:cx7="http://schemas.microsoft.com/office/drawing/2016/5/13/chartex" xmlns:cx8="http://schemas.microsoft.com/office/drawing/2016/5/14/chartex" xmlns:mc="http://schemas.openxmlformats.org/markup-compatibility/2006" xmlns:aink="http://schemas.microsoft.com/office/drawing/2016/ink" xmlns:am3d="http://schemas.microsoft.com/office/drawing/2017/model3d" xmlns:o="urn:schemas-microsoft-com:office:office" xmlns:oel="http://schemas.microsoft.com/office/2019/extlst" xmlns:r="http://schemas.openxmlformats.org/officeDocument/2006/relationships" xmlns:m="http://schemas.openxmlformats.org/officeDocument/2006/math" xmlns:v="urn:schemas-microsoft-com:vml" xmlns:wp14="http://schemas.microsoft.com/office/word/2010/wordprocessingDrawing" xmlns:wp="http://schemas.openxmlformats.org/drawingml/2006/wordprocessingDrawing" xmlns:w10="urn:schemas-microsoft-com:office:word" xmlns:w="http://schemas.openxmlformats.org/wordprocessingml/2006/main" xmlns:w14="http://schemas.microsoft.com/office/word/2010/wordml" xmlns:w15="http://schemas.microsoft.com/office/word/2012/wordml" xmlns:w16cex="http://schemas.microsoft.com/office/word/2018/wordml/cex" xmlns:w16cid="http://schemas.microsoft.com/office/word/2016/wordml/cid" xmlns:w16="http://schemas.microsoft.com/office/word/2018/wordml" xmlns:w16du="http://schemas.microsoft.com/office/word/2023/wordml/word16du" xmlns:w16sdtdh="http://schemas.microsoft.com/office/word/2020/wordml/sdtdatahash" xmlns:w16sdtfl="http://schemas.microsoft.com/office/word/2024/wordml/sdtformatlock" xmlns:w16se="http://schemas.microsoft.com/office/word/2015/wordml/symex" xmlns:wpg="http://schemas.microsoft.com/office/word/2010/wordprocessingGroup" xmlns:wpi="http://schemas.microsoft.com/office/word/2010/wordprocessingInk" xmlns:wne="http://schemas.microsoft.com/office/word/2006/wordml" xmlns:wps="http://schemas.microsoft.com/office/word/2010/wordprocessingShape" mc:Ignorable="w14 w15 w16se w16cid w16 w16cex w16sdtdh w16sdtfl w16du wp14">
+  <w:p>
+    <w:pPr>
+      <w:pStyle w:val="Header"/>
+    </w:pPr>
+  </w:p>
+</w:hdr>
+</file>
+
+<file path=word/header2.xml><?xml version="1.0" encoding="utf-8"?>
+<w:hdr xmlns:wpc="http://schemas.microsoft.com/office/word/2010/wordprocessingCanvas" xmlns:cx="http://schemas.microsoft.com/office/drawing/2014/chartex" xmlns:cx1="http://schemas.microsoft.com/office/drawing/2015/9/8/chartex" xmlns:cx2="http://schemas.microsoft.com/office/drawing/2015/10/21/chartex" xmlns:cx3="http://schemas.microsoft.com/office/drawing/2016/5/9/chartex" xmlns:cx4="http://schemas.microsoft.com/office/drawing/2016/5/10/chartex" xmlns:cx5="http://schemas.microsoft.com/office/drawing/2016/5/11/chartex" xmlns:cx6="http://schemas.microsoft.com/office/drawing/2016/5/12/chartex" xmlns:cx7="http://schemas.microsoft.com/office/drawing/2016/5/13/chartex" xmlns:cx8="http://schemas.microsoft.com/office/drawing/2016/5/14/chartex" xmlns:mc="http://schemas.openxmlformats.org/markup-compatibility/2006" xmlns:aink="http://schemas.microsoft.com/office/drawing/2016/ink" xmlns:am3d="http://schemas.microsoft.com/office/drawing/2017/model3d" xmlns:o="urn:schemas-microsoft-com:office:office" xmlns:oel="http://schemas.microsoft.com/office/2019/extlst" xmlns:r="http://schemas.openxmlformats.org/officeDocument/2006/relationships" xmlns:m="http://schemas.openxmlformats.org/officeDocument/2006/math" xmlns:v="urn:schemas-microsoft-com:vml" xmlns:wp14="http://schemas.microsoft.com/office/word/2010/wordprocessingDrawing" xmlns:wp="http://schemas.openxmlformats.org/drawingml/2006/wordprocessingDrawing" xmlns:w10="urn:schemas-microsoft-com:office:word" xmlns:w="http://schemas.openxmlformats.org/wordprocessingml/2006/main" xmlns:w14="http://schemas.microsoft.com/office/word/2010/wordml" xmlns:w15="http://schemas.microsoft.com/office/word/2012/wordml" xmlns:w16cex="http://schemas.microsoft.com/office/word/2018/wordml/cex" xmlns:w16cid="http://schemas.microsoft.com/office/word/2016/wordml/cid" xmlns:w16="http://schemas.microsoft.com/office/word/2018/wordml" xmlns:w16du="http://schemas.microsoft.com/office/word/2023/wordml/word16du" xmlns:w16sdtdh="http://schemas.microsoft.com/office/word/2020/wordml/sdtdatahash" xmlns:w16sdtfl="http://schemas.microsoft.com/office/word/2024/wordml/sdtformatlock" xmlns:w16se="http://schemas.microsoft.com/office/word/2015/wordml/symex" xmlns:wpg="http://schemas.microsoft.com/office/word/2010/wordprocessingGroup" xmlns:wpi="http://schemas.microsoft.com/office/word/2010/wordprocessingInk" xmlns:wne="http://schemas.microsoft.com/office/word/2006/wordml" xmlns:wps="http://schemas.microsoft.com/office/word/2010/wordprocessingShape" mc:Ignorable="w14 w15 w16se w16cid w16 w16cex w16sdtdh w16sdtfl w16du wp14">
   <w:p>
     <w:pPr>
       <w:keepNext/>
@@ -1332,8 +1214,6 @@
       <w:outlineLvl w:val="4"/>
       <w:rPr>
         <w:rFonts w:ascii="Arial" w:eastAsiaTheme="majorEastAsia" w:hAnsi="Arial" w:cs="Arial"/>
-        <w:b/>
-        <w:bCs/>
         <w:sz w:val="36"/>
         <w:szCs w:val="36"/>
         <w:lang w:val="en-ID"/>
@@ -1412,8 +1292,6 @@
     <w:r>
       <w:rPr>
         <w:rFonts w:ascii="Arial" w:eastAsiaTheme="majorEastAsia" w:hAnsi="Arial" w:cs="Arial"/>
-        <w:b/>
-        <w:bCs/>
         <w:sz w:val="36"/>
         <w:szCs w:val="36"/>
         <w:lang w:val="en-ID"/>
@@ -1431,15 +1309,11 @@
       <w:outlineLvl w:val="4"/>
       <w:rPr>
         <w:rFonts w:ascii="Arial" w:eastAsiaTheme="majorEastAsia" w:hAnsi="Arial" w:cs="Arial"/>
-        <w:b/>
-        <w:bCs/>
       </w:rPr>
     </w:pPr>
     <w:r>
       <w:rPr>
         <w:rFonts w:ascii="Arial" w:eastAsiaTheme="majorEastAsia" w:hAnsi="Arial" w:cs="Arial"/>
-        <w:b/>
-        <w:bCs/>
         <w:lang w:val="en-ID"/>
       </w:rPr>
       <w:t xml:space="preserve">DIREKTORAT   JENDERAL   BINA   </w:t>
@@ -1447,8 +1321,6 @@
     <w:r>
       <w:rPr>
         <w:rFonts w:ascii="Arial" w:eastAsiaTheme="majorEastAsia" w:hAnsi="Arial" w:cs="Arial"/>
-        <w:b/>
-        <w:bCs/>
       </w:rPr>
       <w:t>KONSTRUKSI</w:t>
     </w:r>
@@ -1598,8 +1470,18 @@
 </w:hdr>
 </file>
 
+<file path=word/header3.xml><?xml version="1.0" encoding="utf-8"?>
+<w:hdr xmlns:wpc="http://schemas.microsoft.com/office/word/2010/wordprocessingCanvas" xmlns:cx="http://schemas.microsoft.com/office/drawing/2014/chartex" xmlns:cx1="http://schemas.microsoft.com/office/drawing/2015/9/8/chartex" xmlns:cx2="http://schemas.microsoft.com/office/drawing/2015/10/21/chartex" xmlns:cx3="http://schemas.microsoft.com/office/drawing/2016/5/9/chartex" xmlns:cx4="http://schemas.microsoft.com/office/drawing/2016/5/10/chartex" xmlns:cx5="http://schemas.microsoft.com/office/drawing/2016/5/11/chartex" xmlns:cx6="http://schemas.microsoft.com/office/drawing/2016/5/12/chartex" xmlns:cx7="http://schemas.microsoft.com/office/drawing/2016/5/13/chartex" xmlns:cx8="http://schemas.microsoft.com/office/drawing/2016/5/14/chartex" xmlns:mc="http://schemas.openxmlformats.org/markup-compatibility/2006" xmlns:aink="http://schemas.microsoft.com/office/drawing/2016/ink" xmlns:am3d="http://schemas.microsoft.com/office/drawing/2017/model3d" xmlns:o="urn:schemas-microsoft-com:office:office" xmlns:oel="http://schemas.microsoft.com/office/2019/extlst" xmlns:r="http://schemas.openxmlformats.org/officeDocument/2006/relationships" xmlns:m="http://schemas.openxmlformats.org/officeDocument/2006/math" xmlns:v="urn:schemas-microsoft-com:vml" xmlns:wp14="http://schemas.microsoft.com/office/word/2010/wordprocessingDrawing" xmlns:wp="http://schemas.openxmlformats.org/drawingml/2006/wordprocessingDrawing" xmlns:w10="urn:schemas-microsoft-com:office:word" xmlns:w="http://schemas.openxmlformats.org/wordprocessingml/2006/main" xmlns:w14="http://schemas.microsoft.com/office/word/2010/wordml" xmlns:w15="http://schemas.microsoft.com/office/word/2012/wordml" xmlns:w16cex="http://schemas.microsoft.com/office/word/2018/wordml/cex" xmlns:w16cid="http://schemas.microsoft.com/office/word/2016/wordml/cid" xmlns:w16="http://schemas.microsoft.com/office/word/2018/wordml" xmlns:w16du="http://schemas.microsoft.com/office/word/2023/wordml/word16du" xmlns:w16sdtdh="http://schemas.microsoft.com/office/word/2020/wordml/sdtdatahash" xmlns:w16sdtfl="http://schemas.microsoft.com/office/word/2024/wordml/sdtformatlock" xmlns:w16se="http://schemas.microsoft.com/office/word/2015/wordml/symex" xmlns:wpg="http://schemas.microsoft.com/office/word/2010/wordprocessingGroup" xmlns:wpi="http://schemas.microsoft.com/office/word/2010/wordprocessingInk" xmlns:wne="http://schemas.microsoft.com/office/word/2006/wordml" xmlns:wps="http://schemas.microsoft.com/office/word/2010/wordprocessingShape" mc:Ignorable="w14 w15 w16se w16cid w16 w16cex w16sdtdh w16sdtfl w16du wp14">
+  <w:p>
+    <w:pPr>
+      <w:pStyle w:val="Header"/>
+    </w:pPr>
+  </w:p>
+</w:hdr>
+</file>
+
 <file path=word/numbering.xml><?xml version="1.0" encoding="utf-8"?>
-<w:numbering xmlns:wpc="http://schemas.microsoft.com/office/word/2010/wordprocessingCanvas" xmlns:cx="http://schemas.microsoft.com/office/drawing/2014/chartex" xmlns:cx1="http://schemas.microsoft.com/office/drawing/2015/9/8/chartex" xmlns:cx2="http://schemas.microsoft.com/office/drawing/2015/10/21/chartex" xmlns:cx3="http://schemas.microsoft.com/office/drawing/2016/5/9/chartex" xmlns:cx4="http://schemas.microsoft.com/office/drawing/2016/5/10/chartex" xmlns:cx5="http://schemas.microsoft.com/office/drawing/2016/5/11/chartex" xmlns:cx6="http://schemas.microsoft.com/office/drawing/2016/5/12/chartex" xmlns:cx7="http://schemas.microsoft.com/office/drawing/2016/5/13/chartex" xmlns:cx8="http://schemas.microsoft.com/office/drawing/2016/5/14/chartex" xmlns:mc="http://schemas.openxmlformats.org/markup-compatibility/2006" xmlns:aink="http://schemas.microsoft.com/office/drawing/2016/ink" xmlns:am3d="http://schemas.microsoft.com/office/drawing/2017/model3d" xmlns:o="urn:schemas-microsoft-com:office:office" xmlns:r="http://schemas.openxmlformats.org/officeDocument/2006/relationships" xmlns:m="http://schemas.openxmlformats.org/officeDocument/2006/math" xmlns:v="urn:schemas-microsoft-com:vml" xmlns:wp14="http://schemas.microsoft.com/office/word/2010/wordprocessingDrawing" xmlns:wp="http://schemas.openxmlformats.org/drawingml/2006/wordprocessingDrawing" xmlns:w10="urn:schemas-microsoft-com:office:word" xmlns:w="http://schemas.openxmlformats.org/wordprocessingml/2006/main" xmlns:w14="http://schemas.microsoft.com/office/word/2010/wordml" xmlns:w15="http://schemas.microsoft.com/office/word/2012/wordml" xmlns:w16cex="http://schemas.microsoft.com/office/word/2018/wordml/cex" xmlns:w16cid="http://schemas.microsoft.com/office/word/2016/wordml/cid" xmlns:w16="http://schemas.microsoft.com/office/word/2018/wordml" xmlns:w16sdtdh="http://schemas.microsoft.com/office/word/2020/wordml/sdtdatahash" xmlns:w16se="http://schemas.microsoft.com/office/word/2015/wordml/symex" xmlns:wpg="http://schemas.microsoft.com/office/word/2010/wordprocessingGroup" xmlns:wpi="http://schemas.microsoft.com/office/word/2010/wordprocessingInk" xmlns:wne="http://schemas.microsoft.com/office/word/2006/wordml" xmlns:wps="http://schemas.microsoft.com/office/word/2010/wordprocessingShape" mc:Ignorable="w14 w15 w16se w16cid w16 w16cex w16sdtdh wp14">
+<w:numbering xmlns:wpc="http://schemas.microsoft.com/office/word/2010/wordprocessingCanvas" xmlns:cx="http://schemas.microsoft.com/office/drawing/2014/chartex" xmlns:cx1="http://schemas.microsoft.com/office/drawing/2015/9/8/chartex" xmlns:cx2="http://schemas.microsoft.com/office/drawing/2015/10/21/chartex" xmlns:cx3="http://schemas.microsoft.com/office/drawing/2016/5/9/chartex" xmlns:cx4="http://schemas.microsoft.com/office/drawing/2016/5/10/chartex" xmlns:cx5="http://schemas.microsoft.com/office/drawing/2016/5/11/chartex" xmlns:cx6="http://schemas.microsoft.com/office/drawing/2016/5/12/chartex" xmlns:cx7="http://schemas.microsoft.com/office/drawing/2016/5/13/chartex" xmlns:cx8="http://schemas.microsoft.com/office/drawing/2016/5/14/chartex" xmlns:mc="http://schemas.openxmlformats.org/markup-compatibility/2006" xmlns:aink="http://schemas.microsoft.com/office/drawing/2016/ink" xmlns:am3d="http://schemas.microsoft.com/office/drawing/2017/model3d" xmlns:o="urn:schemas-microsoft-com:office:office" xmlns:oel="http://schemas.microsoft.com/office/2019/extlst" xmlns:r="http://schemas.openxmlformats.org/officeDocument/2006/relationships" xmlns:m="http://schemas.openxmlformats.org/officeDocument/2006/math" xmlns:v="urn:schemas-microsoft-com:vml" xmlns:wp14="http://schemas.microsoft.com/office/word/2010/wordprocessingDrawing" xmlns:wp="http://schemas.openxmlformats.org/drawingml/2006/wordprocessingDrawing" xmlns:w10="urn:schemas-microsoft-com:office:word" xmlns:w="http://schemas.openxmlformats.org/wordprocessingml/2006/main" xmlns:w14="http://schemas.microsoft.com/office/word/2010/wordml" xmlns:w15="http://schemas.microsoft.com/office/word/2012/wordml" xmlns:w16cex="http://schemas.microsoft.com/office/word/2018/wordml/cex" xmlns:w16cid="http://schemas.microsoft.com/office/word/2016/wordml/cid" xmlns:w16="http://schemas.microsoft.com/office/word/2018/wordml" xmlns:w16du="http://schemas.microsoft.com/office/word/2023/wordml/word16du" xmlns:w16sdtdh="http://schemas.microsoft.com/office/word/2020/wordml/sdtdatahash" xmlns:w16sdtfl="http://schemas.microsoft.com/office/word/2024/wordml/sdtformatlock" xmlns:w16se="http://schemas.microsoft.com/office/word/2015/wordml/symex" xmlns:wpg="http://schemas.microsoft.com/office/word/2010/wordprocessingGroup" xmlns:wpi="http://schemas.microsoft.com/office/word/2010/wordprocessingInk" xmlns:wne="http://schemas.microsoft.com/office/word/2006/wordml" xmlns:wps="http://schemas.microsoft.com/office/word/2010/wordprocessingShape" mc:Ignorable="w14 w15 w16se w16cid w16 w16cex w16sdtdh w16sdtfl w16du wp14">
   <w:abstractNum w:abstractNumId="0" w15:restartNumberingAfterBreak="0">
     <w:nsid w:val="67C967D3"/>
     <w:multiLevelType w:val="hybridMultilevel"/>
@@ -1689,14 +1571,14 @@
       </w:pPr>
     </w:lvl>
   </w:abstractNum>
-  <w:num w:numId="1">
+  <w:num w:numId="1" w16cid:durableId="1448962735">
     <w:abstractNumId w:val="0"/>
   </w:num>
 </w:numbering>
 </file>
 
 <file path=word/styles.xml><?xml version="1.0" encoding="utf-8"?>
-<w:styles xmlns:mc="http://schemas.openxmlformats.org/markup-compatibility/2006" xmlns:r="http://schemas.openxmlformats.org/officeDocument/2006/relationships" xmlns:w="http://schemas.openxmlformats.org/wordprocessingml/2006/main" xmlns:w14="http://schemas.microsoft.com/office/word/2010/wordml" xmlns:w15="http://schemas.microsoft.com/office/word/2012/wordml" xmlns:w16cex="http://schemas.microsoft.com/office/word/2018/wordml/cex" xmlns:w16cid="http://schemas.microsoft.com/office/word/2016/wordml/cid" xmlns:w16="http://schemas.microsoft.com/office/word/2018/wordml" xmlns:w16sdtdh="http://schemas.microsoft.com/office/word/2020/wordml/sdtdatahash" xmlns:w16se="http://schemas.microsoft.com/office/word/2015/wordml/symex" mc:Ignorable="w14 w15 w16se w16cid w16 w16cex w16sdtdh">
+<w:styles xmlns:mc="http://schemas.openxmlformats.org/markup-compatibility/2006" xmlns:r="http://schemas.openxmlformats.org/officeDocument/2006/relationships" xmlns:w="http://schemas.openxmlformats.org/wordprocessingml/2006/main" xmlns:w14="http://schemas.microsoft.com/office/word/2010/wordml" xmlns:w15="http://schemas.microsoft.com/office/word/2012/wordml" xmlns:w16cex="http://schemas.microsoft.com/office/word/2018/wordml/cex" xmlns:w16cid="http://schemas.microsoft.com/office/word/2016/wordml/cid" xmlns:w16="http://schemas.microsoft.com/office/word/2018/wordml" xmlns:w16du="http://schemas.microsoft.com/office/word/2023/wordml/word16du" xmlns:w16sdtdh="http://schemas.microsoft.com/office/word/2020/wordml/sdtdatahash" xmlns:w16sdtfl="http://schemas.microsoft.com/office/word/2024/wordml/sdtformatlock" xmlns:w16se="http://schemas.microsoft.com/office/word/2015/wordml/symex" mc:Ignorable="w14 w15 w16se w16cid w16 w16cex w16sdtdh w16sdtfl w16du">
   <w:docDefaults>
     <w:rPrDefault>
       <w:rPr>
@@ -3036,18 +2918,6 @@
 </file>
 
 <file path=customXml/item2.xml><?xml version="1.0" encoding="utf-8"?>
-<p:properties xmlns:p="http://schemas.microsoft.com/office/2006/metadata/properties" xmlns:xsi="http://www.w3.org/2001/XMLSchema-instance" xmlns:pc="http://schemas.microsoft.com/office/infopath/2007/PartnerControls">
-  <documentManagement>
-    <lcf76f155ced4ddcb4097134ff3c332f xmlns="87f1a149-5420-40c2-b2e8-d8d0877ebc85">
-      <Terms xmlns="http://schemas.microsoft.com/office/infopath/2007/PartnerControls"/>
-    </lcf76f155ced4ddcb4097134ff3c332f>
-    <TaxCatchAll xmlns="23b7ebbb-480e-4d36-8f38-fd0ac82dae9c" xsi:nil="true"/>
-    <PIC xmlns="87f1a149-5420-40c2-b2e8-d8d0877ebc85" xsi:nil="true"/>
-  </documentManagement>
-</p:properties>
-</file>
-
-<file path=customXml/item3.xml><?xml version="1.0" encoding="utf-8"?>
 <ct:contentTypeSchema xmlns:ct="http://schemas.microsoft.com/office/2006/metadata/contentType" xmlns:ma="http://schemas.microsoft.com/office/2006/metadata/properties/metaAttributes" ct:_="" ma:_="" ma:contentTypeName="Dokumen" ma:contentTypeID="0x010100AEF28E0A17E4AE4FA5DD6A9AABB5DBC8" ma:contentTypeVersion="16" ma:contentTypeDescription="Buat sebuah dokumen baru." ma:contentTypeScope="" ma:versionID="8f92a5ee0dccb74c81ec23f8d53cbb5b">
   <xsd:schema xmlns:xsd="http://www.w3.org/2001/XMLSchema" xmlns:xs="http://www.w3.org/2001/XMLSchema" xmlns:p="http://schemas.microsoft.com/office/2006/metadata/properties" xmlns:ns2="87f1a149-5420-40c2-b2e8-d8d0877ebc85" xmlns:ns3="23b7ebbb-480e-4d36-8f38-fd0ac82dae9c" targetNamespace="http://schemas.microsoft.com/office/2006/metadata/properties" ma:root="true" ma:fieldsID="29d045cbe0d867b6b92beb911301d794" ns2:_="" ns3:_="">
     <xsd:import namespace="87f1a149-5420-40c2-b2e8-d8d0877ebc85"/>
@@ -3290,6 +3160,18 @@
 </ct:contentTypeSchema>
 </file>
 
+<file path=customXml/item3.xml><?xml version="1.0" encoding="utf-8"?>
+<p:properties xmlns:p="http://schemas.microsoft.com/office/2006/metadata/properties" xmlns:xsi="http://www.w3.org/2001/XMLSchema-instance" xmlns:pc="http://schemas.microsoft.com/office/infopath/2007/PartnerControls">
+  <documentManagement>
+    <lcf76f155ced4ddcb4097134ff3c332f xmlns="87f1a149-5420-40c2-b2e8-d8d0877ebc85">
+      <Terms xmlns="http://schemas.microsoft.com/office/infopath/2007/PartnerControls"/>
+    </lcf76f155ced4ddcb4097134ff3c332f>
+    <TaxCatchAll xmlns="23b7ebbb-480e-4d36-8f38-fd0ac82dae9c" xsi:nil="true"/>
+    <PIC xmlns="87f1a149-5420-40c2-b2e8-d8d0877ebc85" xsi:nil="true"/>
+  </documentManagement>
+</p:properties>
+</file>
+
 <file path=customXml/itemProps1.xml><?xml version="1.0" encoding="utf-8"?>
 <ds:datastoreItem xmlns:ds="http://schemas.openxmlformats.org/officeDocument/2006/customXml" ds:itemID="{28C6D441-23EB-41B4-AB5D-D516FBB4D9B5}">
   <ds:schemaRefs>
@@ -3299,17 +3181,6 @@
 </file>
 
 <file path=customXml/itemProps2.xml><?xml version="1.0" encoding="utf-8"?>
-<ds:datastoreItem xmlns:ds="http://schemas.openxmlformats.org/officeDocument/2006/customXml" ds:itemID="{76147286-6750-44A4-B829-827B6E824193}">
-  <ds:schemaRefs>
-    <ds:schemaRef ds:uri="http://schemas.microsoft.com/office/2006/metadata/properties"/>
-    <ds:schemaRef ds:uri="http://schemas.microsoft.com/office/infopath/2007/PartnerControls"/>
-    <ds:schemaRef ds:uri="87f1a149-5420-40c2-b2e8-d8d0877ebc85"/>
-    <ds:schemaRef ds:uri="23b7ebbb-480e-4d36-8f38-fd0ac82dae9c"/>
-  </ds:schemaRefs>
-</ds:datastoreItem>
-</file>
-
-<file path=customXml/itemProps3.xml><?xml version="1.0" encoding="utf-8"?>
 <ds:datastoreItem xmlns:ds="http://schemas.openxmlformats.org/officeDocument/2006/customXml" ds:itemID="{9BF79E5B-BBE9-44E1-B2A9-0FE9EA0B2DB1}">
   <ds:schemaRefs>
     <ds:schemaRef ds:uri="http://schemas.microsoft.com/office/2006/metadata/contentType"/>
@@ -3326,4 +3197,15 @@
     <ds:schemaRef ds:uri="http://schemas.microsoft.com/internal/obd"/>
   </ds:schemaRefs>
 </ds:datastoreItem>
+</file>
+
+<file path=customXml/itemProps3.xml><?xml version="1.0" encoding="utf-8"?>
+<ds:datastoreItem xmlns:ds="http://schemas.openxmlformats.org/officeDocument/2006/customXml" ds:itemID="{76147286-6750-44A4-B829-827B6E824193}">
+  <ds:schemaRefs>
+    <ds:schemaRef ds:uri="http://schemas.microsoft.com/office/2006/metadata/properties"/>
+    <ds:schemaRef ds:uri="http://schemas.microsoft.com/office/infopath/2007/PartnerControls"/>
+    <ds:schemaRef ds:uri="87f1a149-5420-40c2-b2e8-d8d0877ebc85"/>
+    <ds:schemaRef ds:uri="23b7ebbb-480e-4d36-8f38-fd0ac82dae9c"/>
+  </ds:schemaRefs>
+</ds:datastoreItem>
 </file>
--- a/dist/BA Generator/Master Folder/Master BA Timlak Fisik/z03. Memorandum BA Reviu Persiapan Pengadaan (Tidak Sesuai).docx
+++ b/dist/BA Generator/Master Folder/Master BA Timlak Fisik/z03. Memorandum BA Reviu Persiapan Pengadaan (Tidak Sesuai).docx
@@ -1,6 +1,6 @@
 
 <file path=word/document.xml><?xml version="1.0" encoding="utf-8"?>
-<w:document xmlns:wpc="http://schemas.microsoft.com/office/word/2010/wordprocessingCanvas" xmlns:cx="http://schemas.microsoft.com/office/drawing/2014/chartex" xmlns:cx1="http://schemas.microsoft.com/office/drawing/2015/9/8/chartex" xmlns:cx2="http://schemas.microsoft.com/office/drawing/2015/10/21/chartex" xmlns:cx3="http://schemas.microsoft.com/office/drawing/2016/5/9/chartex" xmlns:cx4="http://schemas.microsoft.com/office/drawing/2016/5/10/chartex" xmlns:cx5="http://schemas.microsoft.com/office/drawing/2016/5/11/chartex" xmlns:cx6="http://schemas.microsoft.com/office/drawing/2016/5/12/chartex" xmlns:cx7="http://schemas.microsoft.com/office/drawing/2016/5/13/chartex" xmlns:cx8="http://schemas.microsoft.com/office/drawing/2016/5/14/chartex" xmlns:mc="http://schemas.openxmlformats.org/markup-compatibility/2006" xmlns:aink="http://schemas.microsoft.com/office/drawing/2016/ink" xmlns:am3d="http://schemas.microsoft.com/office/drawing/2017/model3d" xmlns:o="urn:schemas-microsoft-com:office:office" xmlns:oel="http://schemas.microsoft.com/office/2019/extlst" xmlns:r="http://schemas.openxmlformats.org/officeDocument/2006/relationships" xmlns:m="http://schemas.openxmlformats.org/officeDocument/2006/math" xmlns:v="urn:schemas-microsoft-com:vml" xmlns:wp14="http://schemas.microsoft.com/office/word/2010/wordprocessingDrawing" xmlns:wp="http://schemas.openxmlformats.org/drawingml/2006/wordprocessingDrawing" xmlns:w10="urn:schemas-microsoft-com:office:word" xmlns:w="http://schemas.openxmlformats.org/wordprocessingml/2006/main" xmlns:w14="http://schemas.microsoft.com/office/word/2010/wordml" xmlns:w15="http://schemas.microsoft.com/office/word/2012/wordml" xmlns:w16cex="http://schemas.microsoft.com/office/word/2018/wordml/cex" xmlns:w16cid="http://schemas.microsoft.com/office/word/2016/wordml/cid" xmlns:w16="http://schemas.microsoft.com/office/word/2018/wordml" xmlns:w16du="http://schemas.microsoft.com/office/word/2023/wordml/word16du" xmlns:w16sdtdh="http://schemas.microsoft.com/office/word/2020/wordml/sdtdatahash" xmlns:w16sdtfl="http://schemas.microsoft.com/office/word/2024/wordml/sdtformatlock" xmlns:w16se="http://schemas.microsoft.com/office/word/2015/wordml/symex" xmlns:wpg="http://schemas.microsoft.com/office/word/2010/wordprocessingGroup" xmlns:wpi="http://schemas.microsoft.com/office/word/2010/wordprocessingInk" xmlns:wne="http://schemas.microsoft.com/office/word/2006/wordml" xmlns:wps="http://schemas.microsoft.com/office/word/2010/wordprocessingShape" mc:Ignorable="w14 w15 w16se w16cid w16 w16cex w16sdtdh w16sdtfl w16du wp14">
+<w:document xmlns:wpc="http://schemas.microsoft.com/office/word/2010/wordprocessingCanvas" xmlns:cx="http://schemas.microsoft.com/office/drawing/2014/chartex" xmlns:cx1="http://schemas.microsoft.com/office/drawing/2015/9/8/chartex" xmlns:cx2="http://schemas.microsoft.com/office/drawing/2015/10/21/chartex" xmlns:cx3="http://schemas.microsoft.com/office/drawing/2016/5/9/chartex" xmlns:cx4="http://schemas.microsoft.com/office/drawing/2016/5/10/chartex" xmlns:cx5="http://schemas.microsoft.com/office/drawing/2016/5/11/chartex" xmlns:cx6="http://schemas.microsoft.com/office/drawing/2016/5/12/chartex" xmlns:cx7="http://schemas.microsoft.com/office/drawing/2016/5/13/chartex" xmlns:cx8="http://schemas.microsoft.com/office/drawing/2016/5/14/chartex" xmlns:mc="http://schemas.openxmlformats.org/markup-compatibility/2006" xmlns:aink="http://schemas.microsoft.com/office/drawing/2016/ink" xmlns:am3d="http://schemas.microsoft.com/office/drawing/2017/model3d" xmlns:o="urn:schemas-microsoft-com:office:office" xmlns:r="http://schemas.openxmlformats.org/officeDocument/2006/relationships" xmlns:m="http://schemas.openxmlformats.org/officeDocument/2006/math" xmlns:v="urn:schemas-microsoft-com:vml" xmlns:wp14="http://schemas.microsoft.com/office/word/2010/wordprocessingDrawing" xmlns:wp="http://schemas.openxmlformats.org/drawingml/2006/wordprocessingDrawing" xmlns:w10="urn:schemas-microsoft-com:office:word" xmlns:w="http://schemas.openxmlformats.org/wordprocessingml/2006/main" xmlns:w14="http://schemas.microsoft.com/office/word/2010/wordml" xmlns:w15="http://schemas.microsoft.com/office/word/2012/wordml" xmlns:w16cex="http://schemas.microsoft.com/office/word/2018/wordml/cex" xmlns:w16cid="http://schemas.microsoft.com/office/word/2016/wordml/cid" xmlns:w16="http://schemas.microsoft.com/office/word/2018/wordml" xmlns:w16sdtdh="http://schemas.microsoft.com/office/word/2020/wordml/sdtdatahash" xmlns:w16se="http://schemas.microsoft.com/office/word/2015/wordml/symex" xmlns:wpg="http://schemas.microsoft.com/office/word/2010/wordprocessingGroup" xmlns:wpi="http://schemas.microsoft.com/office/word/2010/wordprocessingInk" xmlns:wne="http://schemas.microsoft.com/office/word/2006/wordml" xmlns:wps="http://schemas.microsoft.com/office/word/2010/wordprocessingShape" mc:Ignorable="w14 w15 w16se w16cid w16 w16cex w16sdtdh wp14">
   <w:body>
     <w:p>
       <w:pPr>
@@ -176,7 +176,23 @@
                 <w:bCs/>
                 <w:lang w:val="en-US"/>
               </w:rPr>
-              <w:t>Kepala {satuan_kerja}</w:t>
+              <w:t>{</w:t>
+            </w:r>
+            <w:r>
+              <w:rPr>
+                <w:rFonts w:ascii="Arial" w:hAnsi="Arial" w:cs="Arial"/>
+                <w:bCs/>
+                <w:lang w:val="en-US"/>
+              </w:rPr>
+              <w:t>ppk</w:t>
+            </w:r>
+            <w:r>
+              <w:rPr>
+                <w:rFonts w:ascii="Arial" w:hAnsi="Arial" w:cs="Arial"/>
+                <w:bCs/>
+                <w:lang w:val="en-US"/>
+              </w:rPr>
+              <w:t>}</w:t>
             </w:r>
           </w:p>
         </w:tc>
@@ -948,7 +964,28 @@
           <w:rFonts w:ascii="Arial" w:hAnsi="Arial" w:cs="Arial"/>
           <w:lang w:val="sv-SE"/>
         </w:rPr>
-        <w:t>{ppk}</w:t>
+        <w:t xml:space="preserve">Kepala </w:t>
+      </w:r>
+      <w:r>
+        <w:rPr>
+          <w:rFonts w:ascii="Arial" w:hAnsi="Arial" w:cs="Arial"/>
+          <w:lang w:val="sv-SE"/>
+        </w:rPr>
+        <w:t>{</w:t>
+      </w:r>
+      <w:r>
+        <w:rPr>
+          <w:rFonts w:ascii="Arial" w:hAnsi="Arial" w:cs="Arial"/>
+          <w:lang w:val="sv-SE"/>
+        </w:rPr>
+        <w:t>satuan_kerja</w:t>
+      </w:r>
+      <w:r>
+        <w:rPr>
+          <w:rFonts w:ascii="Arial" w:hAnsi="Arial" w:cs="Arial"/>
+          <w:lang w:val="sv-SE"/>
+        </w:rPr>
+        <w:t>}</w:t>
       </w:r>
     </w:p>
     <w:p>
@@ -1063,7 +1100,7 @@
 </file>
 
 <file path=word/endnotes.xml><?xml version="1.0" encoding="utf-8"?>
-<w:endnotes xmlns:wpc="http://schemas.microsoft.com/office/word/2010/wordprocessingCanvas" xmlns:cx="http://schemas.microsoft.com/office/drawing/2014/chartex" xmlns:cx1="http://schemas.microsoft.com/office/drawing/2015/9/8/chartex" xmlns:cx2="http://schemas.microsoft.com/office/drawing/2015/10/21/chartex" xmlns:cx3="http://schemas.microsoft.com/office/drawing/2016/5/9/chartex" xmlns:cx4="http://schemas.microsoft.com/office/drawing/2016/5/10/chartex" xmlns:cx5="http://schemas.microsoft.com/office/drawing/2016/5/11/chartex" xmlns:cx6="http://schemas.microsoft.com/office/drawing/2016/5/12/chartex" xmlns:cx7="http://schemas.microsoft.com/office/drawing/2016/5/13/chartex" xmlns:cx8="http://schemas.microsoft.com/office/drawing/2016/5/14/chartex" xmlns:mc="http://schemas.openxmlformats.org/markup-compatibility/2006" xmlns:aink="http://schemas.microsoft.com/office/drawing/2016/ink" xmlns:am3d="http://schemas.microsoft.com/office/drawing/2017/model3d" xmlns:o="urn:schemas-microsoft-com:office:office" xmlns:oel="http://schemas.microsoft.com/office/2019/extlst" xmlns:r="http://schemas.openxmlformats.org/officeDocument/2006/relationships" xmlns:m="http://schemas.openxmlformats.org/officeDocument/2006/math" xmlns:v="urn:schemas-microsoft-com:vml" xmlns:wp14="http://schemas.microsoft.com/office/word/2010/wordprocessingDrawing" xmlns:wp="http://schemas.openxmlformats.org/drawingml/2006/wordprocessingDrawing" xmlns:w10="urn:schemas-microsoft-com:office:word" xmlns:w="http://schemas.openxmlformats.org/wordprocessingml/2006/main" xmlns:w14="http://schemas.microsoft.com/office/word/2010/wordml" xmlns:w15="http://schemas.microsoft.com/office/word/2012/wordml" xmlns:w16cex="http://schemas.microsoft.com/office/word/2018/wordml/cex" xmlns:w16cid="http://schemas.microsoft.com/office/word/2016/wordml/cid" xmlns:w16="http://schemas.microsoft.com/office/word/2018/wordml" xmlns:w16du="http://schemas.microsoft.com/office/word/2023/wordml/word16du" xmlns:w16sdtdh="http://schemas.microsoft.com/office/word/2020/wordml/sdtdatahash" xmlns:w16sdtfl="http://schemas.microsoft.com/office/word/2024/wordml/sdtformatlock" xmlns:w16se="http://schemas.microsoft.com/office/word/2015/wordml/symex" xmlns:wpg="http://schemas.microsoft.com/office/word/2010/wordprocessingGroup" xmlns:wpi="http://schemas.microsoft.com/office/word/2010/wordprocessingInk" xmlns:wne="http://schemas.microsoft.com/office/word/2006/wordml" xmlns:wps="http://schemas.microsoft.com/office/word/2010/wordprocessingShape" mc:Ignorable="w14 w15 w16se w16cid w16 w16cex w16sdtdh w16sdtfl w16du wp14">
+<w:endnotes xmlns:wpc="http://schemas.microsoft.com/office/word/2010/wordprocessingCanvas" xmlns:cx="http://schemas.microsoft.com/office/drawing/2014/chartex" xmlns:cx1="http://schemas.microsoft.com/office/drawing/2015/9/8/chartex" xmlns:cx2="http://schemas.microsoft.com/office/drawing/2015/10/21/chartex" xmlns:cx3="http://schemas.microsoft.com/office/drawing/2016/5/9/chartex" xmlns:cx4="http://schemas.microsoft.com/office/drawing/2016/5/10/chartex" xmlns:cx5="http://schemas.microsoft.com/office/drawing/2016/5/11/chartex" xmlns:cx6="http://schemas.microsoft.com/office/drawing/2016/5/12/chartex" xmlns:cx7="http://schemas.microsoft.com/office/drawing/2016/5/13/chartex" xmlns:cx8="http://schemas.microsoft.com/office/drawing/2016/5/14/chartex" xmlns:mc="http://schemas.openxmlformats.org/markup-compatibility/2006" xmlns:aink="http://schemas.microsoft.com/office/drawing/2016/ink" xmlns:am3d="http://schemas.microsoft.com/office/drawing/2017/model3d" xmlns:o="urn:schemas-microsoft-com:office:office" xmlns:r="http://schemas.openxmlformats.org/officeDocument/2006/relationships" xmlns:m="http://schemas.openxmlformats.org/officeDocument/2006/math" xmlns:v="urn:schemas-microsoft-com:vml" xmlns:wp14="http://schemas.microsoft.com/office/word/2010/wordprocessingDrawing" xmlns:wp="http://schemas.openxmlformats.org/drawingml/2006/wordprocessingDrawing" xmlns:w10="urn:schemas-microsoft-com:office:word" xmlns:w="http://schemas.openxmlformats.org/wordprocessingml/2006/main" xmlns:w14="http://schemas.microsoft.com/office/word/2010/wordml" xmlns:w15="http://schemas.microsoft.com/office/word/2012/wordml" xmlns:w16cex="http://schemas.microsoft.com/office/word/2018/wordml/cex" xmlns:w16cid="http://schemas.microsoft.com/office/word/2016/wordml/cid" xmlns:w16="http://schemas.microsoft.com/office/word/2018/wordml" xmlns:w16sdtdh="http://schemas.microsoft.com/office/word/2020/wordml/sdtdatahash" xmlns:w16se="http://schemas.microsoft.com/office/word/2015/wordml/symex" xmlns:wpg="http://schemas.microsoft.com/office/word/2010/wordprocessingGroup" xmlns:wpi="http://schemas.microsoft.com/office/word/2010/wordprocessingInk" xmlns:wne="http://schemas.microsoft.com/office/word/2006/wordml" xmlns:wps="http://schemas.microsoft.com/office/word/2010/wordprocessingShape" mc:Ignorable="w14 w15 w16se w16cid w16 w16cex w16sdtdh wp14">
   <w:endnote w:type="separator" w:id="-1">
     <w:p>
       <w:pPr>
@@ -1088,7 +1125,7 @@
 </file>
 
 <file path=word/footer1.xml><?xml version="1.0" encoding="utf-8"?>
-<w:ftr xmlns:wpc="http://schemas.microsoft.com/office/word/2010/wordprocessingCanvas" xmlns:cx="http://schemas.microsoft.com/office/drawing/2014/chartex" xmlns:cx1="http://schemas.microsoft.com/office/drawing/2015/9/8/chartex" xmlns:cx2="http://schemas.microsoft.com/office/drawing/2015/10/21/chartex" xmlns:cx3="http://schemas.microsoft.com/office/drawing/2016/5/9/chartex" xmlns:cx4="http://schemas.microsoft.com/office/drawing/2016/5/10/chartex" xmlns:cx5="http://schemas.microsoft.com/office/drawing/2016/5/11/chartex" xmlns:cx6="http://schemas.microsoft.com/office/drawing/2016/5/12/chartex" xmlns:cx7="http://schemas.microsoft.com/office/drawing/2016/5/13/chartex" xmlns:cx8="http://schemas.microsoft.com/office/drawing/2016/5/14/chartex" xmlns:mc="http://schemas.openxmlformats.org/markup-compatibility/2006" xmlns:aink="http://schemas.microsoft.com/office/drawing/2016/ink" xmlns:am3d="http://schemas.microsoft.com/office/drawing/2017/model3d" xmlns:o="urn:schemas-microsoft-com:office:office" xmlns:oel="http://schemas.microsoft.com/office/2019/extlst" xmlns:r="http://schemas.openxmlformats.org/officeDocument/2006/relationships" xmlns:m="http://schemas.openxmlformats.org/officeDocument/2006/math" xmlns:v="urn:schemas-microsoft-com:vml" xmlns:wp14="http://schemas.microsoft.com/office/word/2010/wordprocessingDrawing" xmlns:wp="http://schemas.openxmlformats.org/drawingml/2006/wordprocessingDrawing" xmlns:w10="urn:schemas-microsoft-com:office:word" xmlns:w="http://schemas.openxmlformats.org/wordprocessingml/2006/main" xmlns:w14="http://schemas.microsoft.com/office/word/2010/wordml" xmlns:w15="http://schemas.microsoft.com/office/word/2012/wordml" xmlns:w16cex="http://schemas.microsoft.com/office/word/2018/wordml/cex" xmlns:w16cid="http://schemas.microsoft.com/office/word/2016/wordml/cid" xmlns:w16="http://schemas.microsoft.com/office/word/2018/wordml" xmlns:w16du="http://schemas.microsoft.com/office/word/2023/wordml/word16du" xmlns:w16sdtdh="http://schemas.microsoft.com/office/word/2020/wordml/sdtdatahash" xmlns:w16sdtfl="http://schemas.microsoft.com/office/word/2024/wordml/sdtformatlock" xmlns:w16se="http://schemas.microsoft.com/office/word/2015/wordml/symex" xmlns:wpg="http://schemas.microsoft.com/office/word/2010/wordprocessingGroup" xmlns:wpi="http://schemas.microsoft.com/office/word/2010/wordprocessingInk" xmlns:wne="http://schemas.microsoft.com/office/word/2006/wordml" xmlns:wps="http://schemas.microsoft.com/office/word/2010/wordprocessingShape" mc:Ignorable="w14 w15 w16se w16cid w16 w16cex w16sdtdh w16sdtfl w16du wp14">
+<w:ftr xmlns:wpc="http://schemas.microsoft.com/office/word/2010/wordprocessingCanvas" xmlns:cx="http://schemas.microsoft.com/office/drawing/2014/chartex" xmlns:cx1="http://schemas.microsoft.com/office/drawing/2015/9/8/chartex" xmlns:cx2="http://schemas.microsoft.com/office/drawing/2015/10/21/chartex" xmlns:cx3="http://schemas.microsoft.com/office/drawing/2016/5/9/chartex" xmlns:cx4="http://schemas.microsoft.com/office/drawing/2016/5/10/chartex" xmlns:cx5="http://schemas.microsoft.com/office/drawing/2016/5/11/chartex" xmlns:cx6="http://schemas.microsoft.com/office/drawing/2016/5/12/chartex" xmlns:cx7="http://schemas.microsoft.com/office/drawing/2016/5/13/chartex" xmlns:cx8="http://schemas.microsoft.com/office/drawing/2016/5/14/chartex" xmlns:mc="http://schemas.openxmlformats.org/markup-compatibility/2006" xmlns:aink="http://schemas.microsoft.com/office/drawing/2016/ink" xmlns:am3d="http://schemas.microsoft.com/office/drawing/2017/model3d" xmlns:o="urn:schemas-microsoft-com:office:office" xmlns:r="http://schemas.openxmlformats.org/officeDocument/2006/relationships" xmlns:m="http://schemas.openxmlformats.org/officeDocument/2006/math" xmlns:v="urn:schemas-microsoft-com:vml" xmlns:wp14="http://schemas.microsoft.com/office/word/2010/wordprocessingDrawing" xmlns:wp="http://schemas.openxmlformats.org/drawingml/2006/wordprocessingDrawing" xmlns:w10="urn:schemas-microsoft-com:office:word" xmlns:w="http://schemas.openxmlformats.org/wordprocessingml/2006/main" xmlns:w14="http://schemas.microsoft.com/office/word/2010/wordml" xmlns:w15="http://schemas.microsoft.com/office/word/2012/wordml" xmlns:w16cex="http://schemas.microsoft.com/office/word/2018/wordml/cex" xmlns:w16cid="http://schemas.microsoft.com/office/word/2016/wordml/cid" xmlns:w16="http://schemas.microsoft.com/office/word/2018/wordml" xmlns:w16sdtdh="http://schemas.microsoft.com/office/word/2020/wordml/sdtdatahash" xmlns:w16se="http://schemas.microsoft.com/office/word/2015/wordml/symex" xmlns:wpg="http://schemas.microsoft.com/office/word/2010/wordprocessingGroup" xmlns:wpi="http://schemas.microsoft.com/office/word/2010/wordprocessingInk" xmlns:wne="http://schemas.microsoft.com/office/word/2006/wordml" xmlns:wps="http://schemas.microsoft.com/office/word/2010/wordprocessingShape" mc:Ignorable="w14 w15 w16se w16cid w16 w16cex w16sdtdh wp14">
   <w:p>
     <w:pPr>
       <w:pStyle w:val="Footer"/>
@@ -1098,7 +1135,7 @@
 </file>
 
 <file path=word/footer2.xml><?xml version="1.0" encoding="utf-8"?>
-<w:ftr xmlns:wpc="http://schemas.microsoft.com/office/word/2010/wordprocessingCanvas" xmlns:cx="http://schemas.microsoft.com/office/drawing/2014/chartex" xmlns:cx1="http://schemas.microsoft.com/office/drawing/2015/9/8/chartex" xmlns:cx2="http://schemas.microsoft.com/office/drawing/2015/10/21/chartex" xmlns:cx3="http://schemas.microsoft.com/office/drawing/2016/5/9/chartex" xmlns:cx4="http://schemas.microsoft.com/office/drawing/2016/5/10/chartex" xmlns:cx5="http://schemas.microsoft.com/office/drawing/2016/5/11/chartex" xmlns:cx6="http://schemas.microsoft.com/office/drawing/2016/5/12/chartex" xmlns:cx7="http://schemas.microsoft.com/office/drawing/2016/5/13/chartex" xmlns:cx8="http://schemas.microsoft.com/office/drawing/2016/5/14/chartex" xmlns:mc="http://schemas.openxmlformats.org/markup-compatibility/2006" xmlns:aink="http://schemas.microsoft.com/office/drawing/2016/ink" xmlns:am3d="http://schemas.microsoft.com/office/drawing/2017/model3d" xmlns:o="urn:schemas-microsoft-com:office:office" xmlns:oel="http://schemas.microsoft.com/office/2019/extlst" xmlns:r="http://schemas.openxmlformats.org/officeDocument/2006/relationships" xmlns:m="http://schemas.openxmlformats.org/officeDocument/2006/math" xmlns:v="urn:schemas-microsoft-com:vml" xmlns:wp14="http://schemas.microsoft.com/office/word/2010/wordprocessingDrawing" xmlns:wp="http://schemas.openxmlformats.org/drawingml/2006/wordprocessingDrawing" xmlns:w10="urn:schemas-microsoft-com:office:word" xmlns:w="http://schemas.openxmlformats.org/wordprocessingml/2006/main" xmlns:w14="http://schemas.microsoft.com/office/word/2010/wordml" xmlns:w15="http://schemas.microsoft.com/office/word/2012/wordml" xmlns:w16cex="http://schemas.microsoft.com/office/word/2018/wordml/cex" xmlns:w16cid="http://schemas.microsoft.com/office/word/2016/wordml/cid" xmlns:w16="http://schemas.microsoft.com/office/word/2018/wordml" xmlns:w16du="http://schemas.microsoft.com/office/word/2023/wordml/word16du" xmlns:w16sdtdh="http://schemas.microsoft.com/office/word/2020/wordml/sdtdatahash" xmlns:w16sdtfl="http://schemas.microsoft.com/office/word/2024/wordml/sdtformatlock" xmlns:w16se="http://schemas.microsoft.com/office/word/2015/wordml/symex" xmlns:wpg="http://schemas.microsoft.com/office/word/2010/wordprocessingGroup" xmlns:wpi="http://schemas.microsoft.com/office/word/2010/wordprocessingInk" xmlns:wne="http://schemas.microsoft.com/office/word/2006/wordml" xmlns:wps="http://schemas.microsoft.com/office/word/2010/wordprocessingShape" mc:Ignorable="w14 w15 w16se w16cid w16 w16cex w16sdtdh w16sdtfl w16du wp14">
+<w:ftr xmlns:wpc="http://schemas.microsoft.com/office/word/2010/wordprocessingCanvas" xmlns:cx="http://schemas.microsoft.com/office/drawing/2014/chartex" xmlns:cx1="http://schemas.microsoft.com/office/drawing/2015/9/8/chartex" xmlns:cx2="http://schemas.microsoft.com/office/drawing/2015/10/21/chartex" xmlns:cx3="http://schemas.microsoft.com/office/drawing/2016/5/9/chartex" xmlns:cx4="http://schemas.microsoft.com/office/drawing/2016/5/10/chartex" xmlns:cx5="http://schemas.microsoft.com/office/drawing/2016/5/11/chartex" xmlns:cx6="http://schemas.microsoft.com/office/drawing/2016/5/12/chartex" xmlns:cx7="http://schemas.microsoft.com/office/drawing/2016/5/13/chartex" xmlns:cx8="http://schemas.microsoft.com/office/drawing/2016/5/14/chartex" xmlns:mc="http://schemas.openxmlformats.org/markup-compatibility/2006" xmlns:aink="http://schemas.microsoft.com/office/drawing/2016/ink" xmlns:am3d="http://schemas.microsoft.com/office/drawing/2017/model3d" xmlns:o="urn:schemas-microsoft-com:office:office" xmlns:r="http://schemas.openxmlformats.org/officeDocument/2006/relationships" xmlns:m="http://schemas.openxmlformats.org/officeDocument/2006/math" xmlns:v="urn:schemas-microsoft-com:vml" xmlns:wp14="http://schemas.microsoft.com/office/word/2010/wordprocessingDrawing" xmlns:wp="http://schemas.openxmlformats.org/drawingml/2006/wordprocessingDrawing" xmlns:w10="urn:schemas-microsoft-com:office:word" xmlns:w="http://schemas.openxmlformats.org/wordprocessingml/2006/main" xmlns:w14="http://schemas.microsoft.com/office/word/2010/wordml" xmlns:w15="http://schemas.microsoft.com/office/word/2012/wordml" xmlns:w16cex="http://schemas.microsoft.com/office/word/2018/wordml/cex" xmlns:w16cid="http://schemas.microsoft.com/office/word/2016/wordml/cid" xmlns:w16="http://schemas.microsoft.com/office/word/2018/wordml" xmlns:w16sdtdh="http://schemas.microsoft.com/office/word/2020/wordml/sdtdatahash" xmlns:w16se="http://schemas.microsoft.com/office/word/2015/wordml/symex" xmlns:wpg="http://schemas.microsoft.com/office/word/2010/wordprocessingGroup" xmlns:wpi="http://schemas.microsoft.com/office/word/2010/wordprocessingInk" xmlns:wne="http://schemas.microsoft.com/office/word/2006/wordml" xmlns:wps="http://schemas.microsoft.com/office/word/2010/wordprocessingShape" mc:Ignorable="w14 w15 w16se w16cid w16 w16cex w16sdtdh wp14">
   <w:p>
     <w:pPr>
       <w:pStyle w:val="Footer"/>
@@ -1155,7 +1192,7 @@
 </file>
 
 <file path=word/footer3.xml><?xml version="1.0" encoding="utf-8"?>
-<w:ftr xmlns:wpc="http://schemas.microsoft.com/office/word/2010/wordprocessingCanvas" xmlns:cx="http://schemas.microsoft.com/office/drawing/2014/chartex" xmlns:cx1="http://schemas.microsoft.com/office/drawing/2015/9/8/chartex" xmlns:cx2="http://schemas.microsoft.com/office/drawing/2015/10/21/chartex" xmlns:cx3="http://schemas.microsoft.com/office/drawing/2016/5/9/chartex" xmlns:cx4="http://schemas.microsoft.com/office/drawing/2016/5/10/chartex" xmlns:cx5="http://schemas.microsoft.com/office/drawing/2016/5/11/chartex" xmlns:cx6="http://schemas.microsoft.com/office/drawing/2016/5/12/chartex" xmlns:cx7="http://schemas.microsoft.com/office/drawing/2016/5/13/chartex" xmlns:cx8="http://schemas.microsoft.com/office/drawing/2016/5/14/chartex" xmlns:mc="http://schemas.openxmlformats.org/markup-compatibility/2006" xmlns:aink="http://schemas.microsoft.com/office/drawing/2016/ink" xmlns:am3d="http://schemas.microsoft.com/office/drawing/2017/model3d" xmlns:o="urn:schemas-microsoft-com:office:office" xmlns:oel="http://schemas.microsoft.com/office/2019/extlst" xmlns:r="http://schemas.openxmlformats.org/officeDocument/2006/relationships" xmlns:m="http://schemas.openxmlformats.org/officeDocument/2006/math" xmlns:v="urn:schemas-microsoft-com:vml" xmlns:wp14="http://schemas.microsoft.com/office/word/2010/wordprocessingDrawing" xmlns:wp="http://schemas.openxmlformats.org/drawingml/2006/wordprocessingDrawing" xmlns:w10="urn:schemas-microsoft-com:office:word" xmlns:w="http://schemas.openxmlformats.org/wordprocessingml/2006/main" xmlns:w14="http://schemas.microsoft.com/office/word/2010/wordml" xmlns:w15="http://schemas.microsoft.com/office/word/2012/wordml" xmlns:w16cex="http://schemas.microsoft.com/office/word/2018/wordml/cex" xmlns:w16cid="http://schemas.microsoft.com/office/word/2016/wordml/cid" xmlns:w16="http://schemas.microsoft.com/office/word/2018/wordml" xmlns:w16du="http://schemas.microsoft.com/office/word/2023/wordml/word16du" xmlns:w16sdtdh="http://schemas.microsoft.com/office/word/2020/wordml/sdtdatahash" xmlns:w16sdtfl="http://schemas.microsoft.com/office/word/2024/wordml/sdtformatlock" xmlns:w16se="http://schemas.microsoft.com/office/word/2015/wordml/symex" xmlns:wpg="http://schemas.microsoft.com/office/word/2010/wordprocessingGroup" xmlns:wpi="http://schemas.microsoft.com/office/word/2010/wordprocessingInk" xmlns:wne="http://schemas.microsoft.com/office/word/2006/wordml" xmlns:wps="http://schemas.microsoft.com/office/word/2010/wordprocessingShape" mc:Ignorable="w14 w15 w16se w16cid w16 w16cex w16sdtdh w16sdtfl w16du wp14">
+<w:ftr xmlns:wpc="http://schemas.microsoft.com/office/word/2010/wordprocessingCanvas" xmlns:cx="http://schemas.microsoft.com/office/drawing/2014/chartex" xmlns:cx1="http://schemas.microsoft.com/office/drawing/2015/9/8/chartex" xmlns:cx2="http://schemas.microsoft.com/office/drawing/2015/10/21/chartex" xmlns:cx3="http://schemas.microsoft.com/office/drawing/2016/5/9/chartex" xmlns:cx4="http://schemas.microsoft.com/office/drawing/2016/5/10/chartex" xmlns:cx5="http://schemas.microsoft.com/office/drawing/2016/5/11/chartex" xmlns:cx6="http://schemas.microsoft.com/office/drawing/2016/5/12/chartex" xmlns:cx7="http://schemas.microsoft.com/office/drawing/2016/5/13/chartex" xmlns:cx8="http://schemas.microsoft.com/office/drawing/2016/5/14/chartex" xmlns:mc="http://schemas.openxmlformats.org/markup-compatibility/2006" xmlns:aink="http://schemas.microsoft.com/office/drawing/2016/ink" xmlns:am3d="http://schemas.microsoft.com/office/drawing/2017/model3d" xmlns:o="urn:schemas-microsoft-com:office:office" xmlns:r="http://schemas.openxmlformats.org/officeDocument/2006/relationships" xmlns:m="http://schemas.openxmlformats.org/officeDocument/2006/math" xmlns:v="urn:schemas-microsoft-com:vml" xmlns:wp14="http://schemas.microsoft.com/office/word/2010/wordprocessingDrawing" xmlns:wp="http://schemas.openxmlformats.org/drawingml/2006/wordprocessingDrawing" xmlns:w10="urn:schemas-microsoft-com:office:word" xmlns:w="http://schemas.openxmlformats.org/wordprocessingml/2006/main" xmlns:w14="http://schemas.microsoft.com/office/word/2010/wordml" xmlns:w15="http://schemas.microsoft.com/office/word/2012/wordml" xmlns:w16cex="http://schemas.microsoft.com/office/word/2018/wordml/cex" xmlns:w16cid="http://schemas.microsoft.com/office/word/2016/wordml/cid" xmlns:w16="http://schemas.microsoft.com/office/word/2018/wordml" xmlns:w16sdtdh="http://schemas.microsoft.com/office/word/2020/wordml/sdtdatahash" xmlns:w16se="http://schemas.microsoft.com/office/word/2015/wordml/symex" xmlns:wpg="http://schemas.microsoft.com/office/word/2010/wordprocessingGroup" xmlns:wpi="http://schemas.microsoft.com/office/word/2010/wordprocessingInk" xmlns:wne="http://schemas.microsoft.com/office/word/2006/wordml" xmlns:wps="http://schemas.microsoft.com/office/word/2010/wordprocessingShape" mc:Ignorable="w14 w15 w16se w16cid w16 w16cex w16sdtdh wp14">
   <w:p>
     <w:pPr>
       <w:pStyle w:val="Footer"/>
@@ -1165,7 +1202,7 @@
 </file>
 
 <file path=word/footnotes.xml><?xml version="1.0" encoding="utf-8"?>
-<w:footnotes xmlns:wpc="http://schemas.microsoft.com/office/word/2010/wordprocessingCanvas" xmlns:cx="http://schemas.microsoft.com/office/drawing/2014/chartex" xmlns:cx1="http://schemas.microsoft.com/office/drawing/2015/9/8/chartex" xmlns:cx2="http://schemas.microsoft.com/office/drawing/2015/10/21/chartex" xmlns:cx3="http://schemas.microsoft.com/office/drawing/2016/5/9/chartex" xmlns:cx4="http://schemas.microsoft.com/office/drawing/2016/5/10/chartex" xmlns:cx5="http://schemas.microsoft.com/office/drawing/2016/5/11/chartex" xmlns:cx6="http://schemas.microsoft.com/office/drawing/2016/5/12/chartex" xmlns:cx7="http://schemas.microsoft.com/office/drawing/2016/5/13/chartex" xmlns:cx8="http://schemas.microsoft.com/office/drawing/2016/5/14/chartex" xmlns:mc="http://schemas.openxmlformats.org/markup-compatibility/2006" xmlns:aink="http://schemas.microsoft.com/office/drawing/2016/ink" xmlns:am3d="http://schemas.microsoft.com/office/drawing/2017/model3d" xmlns:o="urn:schemas-microsoft-com:office:office" xmlns:oel="http://schemas.microsoft.com/office/2019/extlst" xmlns:r="http://schemas.openxmlformats.org/officeDocument/2006/relationships" xmlns:m="http://schemas.openxmlformats.org/officeDocument/2006/math" xmlns:v="urn:schemas-microsoft-com:vml" xmlns:wp14="http://schemas.microsoft.com/office/word/2010/wordprocessingDrawing" xmlns:wp="http://schemas.openxmlformats.org/drawingml/2006/wordprocessingDrawing" xmlns:w10="urn:schemas-microsoft-com:office:word" xmlns:w="http://schemas.openxmlformats.org/wordprocessingml/2006/main" xmlns:w14="http://schemas.microsoft.com/office/word/2010/wordml" xmlns:w15="http://schemas.microsoft.com/office/word/2012/wordml" xmlns:w16cex="http://schemas.microsoft.com/office/word/2018/wordml/cex" xmlns:w16cid="http://schemas.microsoft.com/office/word/2016/wordml/cid" xmlns:w16="http://schemas.microsoft.com/office/word/2018/wordml" xmlns:w16du="http://schemas.microsoft.com/office/word/2023/wordml/word16du" xmlns:w16sdtdh="http://schemas.microsoft.com/office/word/2020/wordml/sdtdatahash" xmlns:w16sdtfl="http://schemas.microsoft.com/office/word/2024/wordml/sdtformatlock" xmlns:w16se="http://schemas.microsoft.com/office/word/2015/wordml/symex" xmlns:wpg="http://schemas.microsoft.com/office/word/2010/wordprocessingGroup" xmlns:wpi="http://schemas.microsoft.com/office/word/2010/wordprocessingInk" xmlns:wne="http://schemas.microsoft.com/office/word/2006/wordml" xmlns:wps="http://schemas.microsoft.com/office/word/2010/wordprocessingShape" mc:Ignorable="w14 w15 w16se w16cid w16 w16cex w16sdtdh w16sdtfl w16du wp14">
+<w:footnotes xmlns:wpc="http://schemas.microsoft.com/office/word/2010/wordprocessingCanvas" xmlns:cx="http://schemas.microsoft.com/office/drawing/2014/chartex" xmlns:cx1="http://schemas.microsoft.com/office/drawing/2015/9/8/chartex" xmlns:cx2="http://schemas.microsoft.com/office/drawing/2015/10/21/chartex" xmlns:cx3="http://schemas.microsoft.com/office/drawing/2016/5/9/chartex" xmlns:cx4="http://schemas.microsoft.com/office/drawing/2016/5/10/chartex" xmlns:cx5="http://schemas.microsoft.com/office/drawing/2016/5/11/chartex" xmlns:cx6="http://schemas.microsoft.com/office/drawing/2016/5/12/chartex" xmlns:cx7="http://schemas.microsoft.com/office/drawing/2016/5/13/chartex" xmlns:cx8="http://schemas.microsoft.com/office/drawing/2016/5/14/chartex" xmlns:mc="http://schemas.openxmlformats.org/markup-compatibility/2006" xmlns:aink="http://schemas.microsoft.com/office/drawing/2016/ink" xmlns:am3d="http://schemas.microsoft.com/office/drawing/2017/model3d" xmlns:o="urn:schemas-microsoft-com:office:office" xmlns:r="http://schemas.openxmlformats.org/officeDocument/2006/relationships" xmlns:m="http://schemas.openxmlformats.org/officeDocument/2006/math" xmlns:v="urn:schemas-microsoft-com:vml" xmlns:wp14="http://schemas.microsoft.com/office/word/2010/wordprocessingDrawing" xmlns:wp="http://schemas.openxmlformats.org/drawingml/2006/wordprocessingDrawing" xmlns:w10="urn:schemas-microsoft-com:office:word" xmlns:w="http://schemas.openxmlformats.org/wordprocessingml/2006/main" xmlns:w14="http://schemas.microsoft.com/office/word/2010/wordml" xmlns:w15="http://schemas.microsoft.com/office/word/2012/wordml" xmlns:w16cex="http://schemas.microsoft.com/office/word/2018/wordml/cex" xmlns:w16cid="http://schemas.microsoft.com/office/word/2016/wordml/cid" xmlns:w16="http://schemas.microsoft.com/office/word/2018/wordml" xmlns:w16sdtdh="http://schemas.microsoft.com/office/word/2020/wordml/sdtdatahash" xmlns:w16se="http://schemas.microsoft.com/office/word/2015/wordml/symex" xmlns:wpg="http://schemas.microsoft.com/office/word/2010/wordprocessingGroup" xmlns:wpi="http://schemas.microsoft.com/office/word/2010/wordprocessingInk" xmlns:wne="http://schemas.microsoft.com/office/word/2006/wordml" xmlns:wps="http://schemas.microsoft.com/office/word/2010/wordprocessingShape" mc:Ignorable="w14 w15 w16se w16cid w16 w16cex w16sdtdh wp14">
   <w:footnote w:type="separator" w:id="-1">
     <w:p>
       <w:pPr>
@@ -1190,7 +1227,7 @@
 </file>
 
 <file path=word/header1.xml><?xml version="1.0" encoding="utf-8"?>
-<w:hdr xmlns:wpc="http://schemas.microsoft.com/office/word/2010/wordprocessingCanvas" xmlns:cx="http://schemas.microsoft.com/office/drawing/2014/chartex" xmlns:cx1="http://schemas.microsoft.com/office/drawing/2015/9/8/chartex" xmlns:cx2="http://schemas.microsoft.com/office/drawing/2015/10/21/chartex" xmlns:cx3="http://schemas.microsoft.com/office/drawing/2016/5/9/chartex" xmlns:cx4="http://schemas.microsoft.com/office/drawing/2016/5/10/chartex" xmlns:cx5="http://schemas.microsoft.com/office/drawing/2016/5/11/chartex" xmlns:cx6="http://schemas.microsoft.com/office/drawing/2016/5/12/chartex" xmlns:cx7="http://schemas.microsoft.com/office/drawing/2016/5/13/chartex" xmlns:cx8="http://schemas.microsoft.com/office/drawing/2016/5/14/chartex" xmlns:mc="http://schemas.openxmlformats.org/markup-compatibility/2006" xmlns:aink="http://schemas.microsoft.com/office/drawing/2016/ink" xmlns:am3d="http://schemas.microsoft.com/office/drawing/2017/model3d" xmlns:o="urn:schemas-microsoft-com:office:office" xmlns:oel="http://schemas.microsoft.com/office/2019/extlst" xmlns:r="http://schemas.openxmlformats.org/officeDocument/2006/relationships" xmlns:m="http://schemas.openxmlformats.org/officeDocument/2006/math" xmlns:v="urn:schemas-microsoft-com:vml" xmlns:wp14="http://schemas.microsoft.com/office/word/2010/wordprocessingDrawing" xmlns:wp="http://schemas.openxmlformats.org/drawingml/2006/wordprocessingDrawing" xmlns:w10="urn:schemas-microsoft-com:office:word" xmlns:w="http://schemas.openxmlformats.org/wordprocessingml/2006/main" xmlns:w14="http://schemas.microsoft.com/office/word/2010/wordml" xmlns:w15="http://schemas.microsoft.com/office/word/2012/wordml" xmlns:w16cex="http://schemas.microsoft.com/office/word/2018/wordml/cex" xmlns:w16cid="http://schemas.microsoft.com/office/word/2016/wordml/cid" xmlns:w16="http://schemas.microsoft.com/office/word/2018/wordml" xmlns:w16du="http://schemas.microsoft.com/office/word/2023/wordml/word16du" xmlns:w16sdtdh="http://schemas.microsoft.com/office/word/2020/wordml/sdtdatahash" xmlns:w16sdtfl="http://schemas.microsoft.com/office/word/2024/wordml/sdtformatlock" xmlns:w16se="http://schemas.microsoft.com/office/word/2015/wordml/symex" xmlns:wpg="http://schemas.microsoft.com/office/word/2010/wordprocessingGroup" xmlns:wpi="http://schemas.microsoft.com/office/word/2010/wordprocessingInk" xmlns:wne="http://schemas.microsoft.com/office/word/2006/wordml" xmlns:wps="http://schemas.microsoft.com/office/word/2010/wordprocessingShape" mc:Ignorable="w14 w15 w16se w16cid w16 w16cex w16sdtdh w16sdtfl w16du wp14">
+<w:hdr xmlns:wpc="http://schemas.microsoft.com/office/word/2010/wordprocessingCanvas" xmlns:cx="http://schemas.microsoft.com/office/drawing/2014/chartex" xmlns:cx1="http://schemas.microsoft.com/office/drawing/2015/9/8/chartex" xmlns:cx2="http://schemas.microsoft.com/office/drawing/2015/10/21/chartex" xmlns:cx3="http://schemas.microsoft.com/office/drawing/2016/5/9/chartex" xmlns:cx4="http://schemas.microsoft.com/office/drawing/2016/5/10/chartex" xmlns:cx5="http://schemas.microsoft.com/office/drawing/2016/5/11/chartex" xmlns:cx6="http://schemas.microsoft.com/office/drawing/2016/5/12/chartex" xmlns:cx7="http://schemas.microsoft.com/office/drawing/2016/5/13/chartex" xmlns:cx8="http://schemas.microsoft.com/office/drawing/2016/5/14/chartex" xmlns:mc="http://schemas.openxmlformats.org/markup-compatibility/2006" xmlns:aink="http://schemas.microsoft.com/office/drawing/2016/ink" xmlns:am3d="http://schemas.microsoft.com/office/drawing/2017/model3d" xmlns:o="urn:schemas-microsoft-com:office:office" xmlns:r="http://schemas.openxmlformats.org/officeDocument/2006/relationships" xmlns:m="http://schemas.openxmlformats.org/officeDocument/2006/math" xmlns:v="urn:schemas-microsoft-com:vml" xmlns:wp14="http://schemas.microsoft.com/office/word/2010/wordprocessingDrawing" xmlns:wp="http://schemas.openxmlformats.org/drawingml/2006/wordprocessingDrawing" xmlns:w10="urn:schemas-microsoft-com:office:word" xmlns:w="http://schemas.openxmlformats.org/wordprocessingml/2006/main" xmlns:w14="http://schemas.microsoft.com/office/word/2010/wordml" xmlns:w15="http://schemas.microsoft.com/office/word/2012/wordml" xmlns:w16cex="http://schemas.microsoft.com/office/word/2018/wordml/cex" xmlns:w16cid="http://schemas.microsoft.com/office/word/2016/wordml/cid" xmlns:w16="http://schemas.microsoft.com/office/word/2018/wordml" xmlns:w16sdtdh="http://schemas.microsoft.com/office/word/2020/wordml/sdtdatahash" xmlns:w16se="http://schemas.microsoft.com/office/word/2015/wordml/symex" xmlns:wpg="http://schemas.microsoft.com/office/word/2010/wordprocessingGroup" xmlns:wpi="http://schemas.microsoft.com/office/word/2010/wordprocessingInk" xmlns:wne="http://schemas.microsoft.com/office/word/2006/wordml" xmlns:wps="http://schemas.microsoft.com/office/word/2010/wordprocessingShape" mc:Ignorable="w14 w15 w16se w16cid w16 w16cex w16sdtdh wp14">
   <w:p>
     <w:pPr>
       <w:pStyle w:val="Header"/>
@@ -1200,7 +1237,7 @@
 </file>
 
 <file path=word/header2.xml><?xml version="1.0" encoding="utf-8"?>
-<w:hdr xmlns:wpc="http://schemas.microsoft.com/office/word/2010/wordprocessingCanvas" xmlns:cx="http://schemas.microsoft.com/office/drawing/2014/chartex" xmlns:cx1="http://schemas.microsoft.com/office/drawing/2015/9/8/chartex" xmlns:cx2="http://schemas.microsoft.com/office/drawing/2015/10/21/chartex" xmlns:cx3="http://schemas.microsoft.com/office/drawing/2016/5/9/chartex" xmlns:cx4="http://schemas.microsoft.com/office/drawing/2016/5/10/chartex" xmlns:cx5="http://schemas.microsoft.com/office/drawing/2016/5/11/chartex" xmlns:cx6="http://schemas.microsoft.com/office/drawing/2016/5/12/chartex" xmlns:cx7="http://schemas.microsoft.com/office/drawing/2016/5/13/chartex" xmlns:cx8="http://schemas.microsoft.com/office/drawing/2016/5/14/chartex" xmlns:mc="http://schemas.openxmlformats.org/markup-compatibility/2006" xmlns:aink="http://schemas.microsoft.com/office/drawing/2016/ink" xmlns:am3d="http://schemas.microsoft.com/office/drawing/2017/model3d" xmlns:o="urn:schemas-microsoft-com:office:office" xmlns:oel="http://schemas.microsoft.com/office/2019/extlst" xmlns:r="http://schemas.openxmlformats.org/officeDocument/2006/relationships" xmlns:m="http://schemas.openxmlformats.org/officeDocument/2006/math" xmlns:v="urn:schemas-microsoft-com:vml" xmlns:wp14="http://schemas.microsoft.com/office/word/2010/wordprocessingDrawing" xmlns:wp="http://schemas.openxmlformats.org/drawingml/2006/wordprocessingDrawing" xmlns:w10="urn:schemas-microsoft-com:office:word" xmlns:w="http://schemas.openxmlformats.org/wordprocessingml/2006/main" xmlns:w14="http://schemas.microsoft.com/office/word/2010/wordml" xmlns:w15="http://schemas.microsoft.com/office/word/2012/wordml" xmlns:w16cex="http://schemas.microsoft.com/office/word/2018/wordml/cex" xmlns:w16cid="http://schemas.microsoft.com/office/word/2016/wordml/cid" xmlns:w16="http://schemas.microsoft.com/office/word/2018/wordml" xmlns:w16du="http://schemas.microsoft.com/office/word/2023/wordml/word16du" xmlns:w16sdtdh="http://schemas.microsoft.com/office/word/2020/wordml/sdtdatahash" xmlns:w16sdtfl="http://schemas.microsoft.com/office/word/2024/wordml/sdtformatlock" xmlns:w16se="http://schemas.microsoft.com/office/word/2015/wordml/symex" xmlns:wpg="http://schemas.microsoft.com/office/word/2010/wordprocessingGroup" xmlns:wpi="http://schemas.microsoft.com/office/word/2010/wordprocessingInk" xmlns:wne="http://schemas.microsoft.com/office/word/2006/wordml" xmlns:wps="http://schemas.microsoft.com/office/word/2010/wordprocessingShape" mc:Ignorable="w14 w15 w16se w16cid w16 w16cex w16sdtdh w16sdtfl w16du wp14">
+<w:hdr xmlns:wpc="http://schemas.microsoft.com/office/word/2010/wordprocessingCanvas" xmlns:cx="http://schemas.microsoft.com/office/drawing/2014/chartex" xmlns:cx1="http://schemas.microsoft.com/office/drawing/2015/9/8/chartex" xmlns:cx2="http://schemas.microsoft.com/office/drawing/2015/10/21/chartex" xmlns:cx3="http://schemas.microsoft.com/office/drawing/2016/5/9/chartex" xmlns:cx4="http://schemas.microsoft.com/office/drawing/2016/5/10/chartex" xmlns:cx5="http://schemas.microsoft.com/office/drawing/2016/5/11/chartex" xmlns:cx6="http://schemas.microsoft.com/office/drawing/2016/5/12/chartex" xmlns:cx7="http://schemas.microsoft.com/office/drawing/2016/5/13/chartex" xmlns:cx8="http://schemas.microsoft.com/office/drawing/2016/5/14/chartex" xmlns:mc="http://schemas.openxmlformats.org/markup-compatibility/2006" xmlns:aink="http://schemas.microsoft.com/office/drawing/2016/ink" xmlns:am3d="http://schemas.microsoft.com/office/drawing/2017/model3d" xmlns:o="urn:schemas-microsoft-com:office:office" xmlns:r="http://schemas.openxmlformats.org/officeDocument/2006/relationships" xmlns:m="http://schemas.openxmlformats.org/officeDocument/2006/math" xmlns:v="urn:schemas-microsoft-com:vml" xmlns:wp14="http://schemas.microsoft.com/office/word/2010/wordprocessingDrawing" xmlns:wp="http://schemas.openxmlformats.org/drawingml/2006/wordprocessingDrawing" xmlns:w10="urn:schemas-microsoft-com:office:word" xmlns:w="http://schemas.openxmlformats.org/wordprocessingml/2006/main" xmlns:w14="http://schemas.microsoft.com/office/word/2010/wordml" xmlns:w15="http://schemas.microsoft.com/office/word/2012/wordml" xmlns:w16cex="http://schemas.microsoft.com/office/word/2018/wordml/cex" xmlns:w16cid="http://schemas.microsoft.com/office/word/2016/wordml/cid" xmlns:w16="http://schemas.microsoft.com/office/word/2018/wordml" xmlns:w16sdtdh="http://schemas.microsoft.com/office/word/2020/wordml/sdtdatahash" xmlns:w16se="http://schemas.microsoft.com/office/word/2015/wordml/symex" xmlns:wpg="http://schemas.microsoft.com/office/word/2010/wordprocessingGroup" xmlns:wpi="http://schemas.microsoft.com/office/word/2010/wordprocessingInk" xmlns:wne="http://schemas.microsoft.com/office/word/2006/wordml" xmlns:wps="http://schemas.microsoft.com/office/word/2010/wordprocessingShape" mc:Ignorable="w14 w15 w16se w16cid w16 w16cex w16sdtdh wp14">
   <w:p>
     <w:pPr>
       <w:keepNext/>
@@ -1451,7 +1488,7 @@
             </wp:anchor>
           </w:drawing>
         </mc:Choice>
-        <mc:Fallback>
+        <mc:Fallback xmlns:w16sdtfl="http://schemas.microsoft.com/office/word/2024/wordml/sdtformatlock" xmlns:w16du="http://schemas.microsoft.com/office/word/2023/wordml/word16du" xmlns:oel="http://schemas.microsoft.com/office/2019/extlst">
           <w:pict>
             <v:line w14:anchorId="47397A85" id="Line 5" o:spid="_x0000_s1026" style="position:absolute;z-index:-251657216;visibility:visible;mso-wrap-style:square;mso-width-percent:0;mso-wrap-distance-left:9pt;mso-wrap-distance-top:0;mso-wrap-distance-right:9pt;mso-wrap-distance-bottom:0;mso-position-horizontal:absolute;mso-position-horizontal-relative:text;mso-position-vertical:absolute;mso-position-vertical-relative:text;mso-width-percent:0;mso-width-relative:margin" from="32.15pt,10.9pt" to="453.25pt,10.9pt" o:gfxdata="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" strokeweight="1.5pt"/>
           </w:pict>
@@ -1471,7 +1508,7 @@
 </file>
 
 <file path=word/header3.xml><?xml version="1.0" encoding="utf-8"?>
-<w:hdr xmlns:wpc="http://schemas.microsoft.com/office/word/2010/wordprocessingCanvas" xmlns:cx="http://schemas.microsoft.com/office/drawing/2014/chartex" xmlns:cx1="http://schemas.microsoft.com/office/drawing/2015/9/8/chartex" xmlns:cx2="http://schemas.microsoft.com/office/drawing/2015/10/21/chartex" xmlns:cx3="http://schemas.microsoft.com/office/drawing/2016/5/9/chartex" xmlns:cx4="http://schemas.microsoft.com/office/drawing/2016/5/10/chartex" xmlns:cx5="http://schemas.microsoft.com/office/drawing/2016/5/11/chartex" xmlns:cx6="http://schemas.microsoft.com/office/drawing/2016/5/12/chartex" xmlns:cx7="http://schemas.microsoft.com/office/drawing/2016/5/13/chartex" xmlns:cx8="http://schemas.microsoft.com/office/drawing/2016/5/14/chartex" xmlns:mc="http://schemas.openxmlformats.org/markup-compatibility/2006" xmlns:aink="http://schemas.microsoft.com/office/drawing/2016/ink" xmlns:am3d="http://schemas.microsoft.com/office/drawing/2017/model3d" xmlns:o="urn:schemas-microsoft-com:office:office" xmlns:oel="http://schemas.microsoft.com/office/2019/extlst" xmlns:r="http://schemas.openxmlformats.org/officeDocument/2006/relationships" xmlns:m="http://schemas.openxmlformats.org/officeDocument/2006/math" xmlns:v="urn:schemas-microsoft-com:vml" xmlns:wp14="http://schemas.microsoft.com/office/word/2010/wordprocessingDrawing" xmlns:wp="http://schemas.openxmlformats.org/drawingml/2006/wordprocessingDrawing" xmlns:w10="urn:schemas-microsoft-com:office:word" xmlns:w="http://schemas.openxmlformats.org/wordprocessingml/2006/main" xmlns:w14="http://schemas.microsoft.com/office/word/2010/wordml" xmlns:w15="http://schemas.microsoft.com/office/word/2012/wordml" xmlns:w16cex="http://schemas.microsoft.com/office/word/2018/wordml/cex" xmlns:w16cid="http://schemas.microsoft.com/office/word/2016/wordml/cid" xmlns:w16="http://schemas.microsoft.com/office/word/2018/wordml" xmlns:w16du="http://schemas.microsoft.com/office/word/2023/wordml/word16du" xmlns:w16sdtdh="http://schemas.microsoft.com/office/word/2020/wordml/sdtdatahash" xmlns:w16sdtfl="http://schemas.microsoft.com/office/word/2024/wordml/sdtformatlock" xmlns:w16se="http://schemas.microsoft.com/office/word/2015/wordml/symex" xmlns:wpg="http://schemas.microsoft.com/office/word/2010/wordprocessingGroup" xmlns:wpi="http://schemas.microsoft.com/office/word/2010/wordprocessingInk" xmlns:wne="http://schemas.microsoft.com/office/word/2006/wordml" xmlns:wps="http://schemas.microsoft.com/office/word/2010/wordprocessingShape" mc:Ignorable="w14 w15 w16se w16cid w16 w16cex w16sdtdh w16sdtfl w16du wp14">
+<w:hdr xmlns:wpc="http://schemas.microsoft.com/office/word/2010/wordprocessingCanvas" xmlns:cx="http://schemas.microsoft.com/office/drawing/2014/chartex" xmlns:cx1="http://schemas.microsoft.com/office/drawing/2015/9/8/chartex" xmlns:cx2="http://schemas.microsoft.com/office/drawing/2015/10/21/chartex" xmlns:cx3="http://schemas.microsoft.com/office/drawing/2016/5/9/chartex" xmlns:cx4="http://schemas.microsoft.com/office/drawing/2016/5/10/chartex" xmlns:cx5="http://schemas.microsoft.com/office/drawing/2016/5/11/chartex" xmlns:cx6="http://schemas.microsoft.com/office/drawing/2016/5/12/chartex" xmlns:cx7="http://schemas.microsoft.com/office/drawing/2016/5/13/chartex" xmlns:cx8="http://schemas.microsoft.com/office/drawing/2016/5/14/chartex" xmlns:mc="http://schemas.openxmlformats.org/markup-compatibility/2006" xmlns:aink="http://schemas.microsoft.com/office/drawing/2016/ink" xmlns:am3d="http://schemas.microsoft.com/office/drawing/2017/model3d" xmlns:o="urn:schemas-microsoft-com:office:office" xmlns:r="http://schemas.openxmlformats.org/officeDocument/2006/relationships" xmlns:m="http://schemas.openxmlformats.org/officeDocument/2006/math" xmlns:v="urn:schemas-microsoft-com:vml" xmlns:wp14="http://schemas.microsoft.com/office/word/2010/wordprocessingDrawing" xmlns:wp="http://schemas.openxmlformats.org/drawingml/2006/wordprocessingDrawing" xmlns:w10="urn:schemas-microsoft-com:office:word" xmlns:w="http://schemas.openxmlformats.org/wordprocessingml/2006/main" xmlns:w14="http://schemas.microsoft.com/office/word/2010/wordml" xmlns:w15="http://schemas.microsoft.com/office/word/2012/wordml" xmlns:w16cex="http://schemas.microsoft.com/office/word/2018/wordml/cex" xmlns:w16cid="http://schemas.microsoft.com/office/word/2016/wordml/cid" xmlns:w16="http://schemas.microsoft.com/office/word/2018/wordml" xmlns:w16sdtdh="http://schemas.microsoft.com/office/word/2020/wordml/sdtdatahash" xmlns:w16se="http://schemas.microsoft.com/office/word/2015/wordml/symex" xmlns:wpg="http://schemas.microsoft.com/office/word/2010/wordprocessingGroup" xmlns:wpi="http://schemas.microsoft.com/office/word/2010/wordprocessingInk" xmlns:wne="http://schemas.microsoft.com/office/word/2006/wordml" xmlns:wps="http://schemas.microsoft.com/office/word/2010/wordprocessingShape" mc:Ignorable="w14 w15 w16se w16cid w16 w16cex w16sdtdh wp14">
   <w:p>
     <w:pPr>
       <w:pStyle w:val="Header"/>
@@ -1481,7 +1518,7 @@
 </file>
 
 <file path=word/numbering.xml><?xml version="1.0" encoding="utf-8"?>
-<w:numbering xmlns:wpc="http://schemas.microsoft.com/office/word/2010/wordprocessingCanvas" xmlns:cx="http://schemas.microsoft.com/office/drawing/2014/chartex" xmlns:cx1="http://schemas.microsoft.com/office/drawing/2015/9/8/chartex" xmlns:cx2="http://schemas.microsoft.com/office/drawing/2015/10/21/chartex" xmlns:cx3="http://schemas.microsoft.com/office/drawing/2016/5/9/chartex" xmlns:cx4="http://schemas.microsoft.com/office/drawing/2016/5/10/chartex" xmlns:cx5="http://schemas.microsoft.com/office/drawing/2016/5/11/chartex" xmlns:cx6="http://schemas.microsoft.com/office/drawing/2016/5/12/chartex" xmlns:cx7="http://schemas.microsoft.com/office/drawing/2016/5/13/chartex" xmlns:cx8="http://schemas.microsoft.com/office/drawing/2016/5/14/chartex" xmlns:mc="http://schemas.openxmlformats.org/markup-compatibility/2006" xmlns:aink="http://schemas.microsoft.com/office/drawing/2016/ink" xmlns:am3d="http://schemas.microsoft.com/office/drawing/2017/model3d" xmlns:o="urn:schemas-microsoft-com:office:office" xmlns:oel="http://schemas.microsoft.com/office/2019/extlst" xmlns:r="http://schemas.openxmlformats.org/officeDocument/2006/relationships" xmlns:m="http://schemas.openxmlformats.org/officeDocument/2006/math" xmlns:v="urn:schemas-microsoft-com:vml" xmlns:wp14="http://schemas.microsoft.com/office/word/2010/wordprocessingDrawing" xmlns:wp="http://schemas.openxmlformats.org/drawingml/2006/wordprocessingDrawing" xmlns:w10="urn:schemas-microsoft-com:office:word" xmlns:w="http://schemas.openxmlformats.org/wordprocessingml/2006/main" xmlns:w14="http://schemas.microsoft.com/office/word/2010/wordml" xmlns:w15="http://schemas.microsoft.com/office/word/2012/wordml" xmlns:w16cex="http://schemas.microsoft.com/office/word/2018/wordml/cex" xmlns:w16cid="http://schemas.microsoft.com/office/word/2016/wordml/cid" xmlns:w16="http://schemas.microsoft.com/office/word/2018/wordml" xmlns:w16du="http://schemas.microsoft.com/office/word/2023/wordml/word16du" xmlns:w16sdtdh="http://schemas.microsoft.com/office/word/2020/wordml/sdtdatahash" xmlns:w16sdtfl="http://schemas.microsoft.com/office/word/2024/wordml/sdtformatlock" xmlns:w16se="http://schemas.microsoft.com/office/word/2015/wordml/symex" xmlns:wpg="http://schemas.microsoft.com/office/word/2010/wordprocessingGroup" xmlns:wpi="http://schemas.microsoft.com/office/word/2010/wordprocessingInk" xmlns:wne="http://schemas.microsoft.com/office/word/2006/wordml" xmlns:wps="http://schemas.microsoft.com/office/word/2010/wordprocessingShape" mc:Ignorable="w14 w15 w16se w16cid w16 w16cex w16sdtdh w16sdtfl w16du wp14">
+<w:numbering xmlns:wpc="http://schemas.microsoft.com/office/word/2010/wordprocessingCanvas" xmlns:cx="http://schemas.microsoft.com/office/drawing/2014/chartex" xmlns:cx1="http://schemas.microsoft.com/office/drawing/2015/9/8/chartex" xmlns:cx2="http://schemas.microsoft.com/office/drawing/2015/10/21/chartex" xmlns:cx3="http://schemas.microsoft.com/office/drawing/2016/5/9/chartex" xmlns:cx4="http://schemas.microsoft.com/office/drawing/2016/5/10/chartex" xmlns:cx5="http://schemas.microsoft.com/office/drawing/2016/5/11/chartex" xmlns:cx6="http://schemas.microsoft.com/office/drawing/2016/5/12/chartex" xmlns:cx7="http://schemas.microsoft.com/office/drawing/2016/5/13/chartex" xmlns:cx8="http://schemas.microsoft.com/office/drawing/2016/5/14/chartex" xmlns:mc="http://schemas.openxmlformats.org/markup-compatibility/2006" xmlns:aink="http://schemas.microsoft.com/office/drawing/2016/ink" xmlns:am3d="http://schemas.microsoft.com/office/drawing/2017/model3d" xmlns:o="urn:schemas-microsoft-com:office:office" xmlns:r="http://schemas.openxmlformats.org/officeDocument/2006/relationships" xmlns:m="http://schemas.openxmlformats.org/officeDocument/2006/math" xmlns:v="urn:schemas-microsoft-com:vml" xmlns:wp14="http://schemas.microsoft.com/office/word/2010/wordprocessingDrawing" xmlns:wp="http://schemas.openxmlformats.org/drawingml/2006/wordprocessingDrawing" xmlns:w10="urn:schemas-microsoft-com:office:word" xmlns:w="http://schemas.openxmlformats.org/wordprocessingml/2006/main" xmlns:w14="http://schemas.microsoft.com/office/word/2010/wordml" xmlns:w15="http://schemas.microsoft.com/office/word/2012/wordml" xmlns:w16cex="http://schemas.microsoft.com/office/word/2018/wordml/cex" xmlns:w16cid="http://schemas.microsoft.com/office/word/2016/wordml/cid" xmlns:w16="http://schemas.microsoft.com/office/word/2018/wordml" xmlns:w16sdtdh="http://schemas.microsoft.com/office/word/2020/wordml/sdtdatahash" xmlns:w16se="http://schemas.microsoft.com/office/word/2015/wordml/symex" xmlns:wpg="http://schemas.microsoft.com/office/word/2010/wordprocessingGroup" xmlns:wpi="http://schemas.microsoft.com/office/word/2010/wordprocessingInk" xmlns:wne="http://schemas.microsoft.com/office/word/2006/wordml" xmlns:wps="http://schemas.microsoft.com/office/word/2010/wordprocessingShape" mc:Ignorable="w14 w15 w16se w16cid w16 w16cex w16sdtdh wp14">
   <w:abstractNum w:abstractNumId="0" w15:restartNumberingAfterBreak="0">
     <w:nsid w:val="67C967D3"/>
     <w:multiLevelType w:val="hybridMultilevel"/>
@@ -1571,14 +1608,14 @@
       </w:pPr>
     </w:lvl>
   </w:abstractNum>
-  <w:num w:numId="1" w16cid:durableId="1448962735">
+  <w:num w:numId="1">
     <w:abstractNumId w:val="0"/>
   </w:num>
 </w:numbering>
 </file>
 
 <file path=word/styles.xml><?xml version="1.0" encoding="utf-8"?>
-<w:styles xmlns:mc="http://schemas.openxmlformats.org/markup-compatibility/2006" xmlns:r="http://schemas.openxmlformats.org/officeDocument/2006/relationships" xmlns:w="http://schemas.openxmlformats.org/wordprocessingml/2006/main" xmlns:w14="http://schemas.microsoft.com/office/word/2010/wordml" xmlns:w15="http://schemas.microsoft.com/office/word/2012/wordml" xmlns:w16cex="http://schemas.microsoft.com/office/word/2018/wordml/cex" xmlns:w16cid="http://schemas.microsoft.com/office/word/2016/wordml/cid" xmlns:w16="http://schemas.microsoft.com/office/word/2018/wordml" xmlns:w16du="http://schemas.microsoft.com/office/word/2023/wordml/word16du" xmlns:w16sdtdh="http://schemas.microsoft.com/office/word/2020/wordml/sdtdatahash" xmlns:w16sdtfl="http://schemas.microsoft.com/office/word/2024/wordml/sdtformatlock" xmlns:w16se="http://schemas.microsoft.com/office/word/2015/wordml/symex" mc:Ignorable="w14 w15 w16se w16cid w16 w16cex w16sdtdh w16sdtfl w16du">
+<w:styles xmlns:mc="http://schemas.openxmlformats.org/markup-compatibility/2006" xmlns:r="http://schemas.openxmlformats.org/officeDocument/2006/relationships" xmlns:w="http://schemas.openxmlformats.org/wordprocessingml/2006/main" xmlns:w14="http://schemas.microsoft.com/office/word/2010/wordml" xmlns:w15="http://schemas.microsoft.com/office/word/2012/wordml" xmlns:w16cex="http://schemas.microsoft.com/office/word/2018/wordml/cex" xmlns:w16cid="http://schemas.microsoft.com/office/word/2016/wordml/cid" xmlns:w16="http://schemas.microsoft.com/office/word/2018/wordml" xmlns:w16sdtdh="http://schemas.microsoft.com/office/word/2020/wordml/sdtdatahash" xmlns:w16se="http://schemas.microsoft.com/office/word/2015/wordml/symex" mc:Ignorable="w14 w15 w16se w16cid w16 w16cex w16sdtdh">
   <w:docDefaults>
     <w:rPrDefault>
       <w:rPr>
@@ -2909,12 +2946,15 @@
 </file>
 
 <file path=customXml/item1.xml><?xml version="1.0" encoding="utf-8"?>
-<?mso-contentType ?>
-<FormTemplates xmlns="http://schemas.microsoft.com/sharepoint/v3/contenttype/forms">
-  <Display>DocumentLibraryForm</Display>
-  <Edit>DocumentLibraryForm</Edit>
-  <New>DocumentLibraryForm</New>
-</FormTemplates>
+<p:properties xmlns:p="http://schemas.microsoft.com/office/2006/metadata/properties" xmlns:xsi="http://www.w3.org/2001/XMLSchema-instance" xmlns:pc="http://schemas.microsoft.com/office/infopath/2007/PartnerControls">
+  <documentManagement>
+    <lcf76f155ced4ddcb4097134ff3c332f xmlns="87f1a149-5420-40c2-b2e8-d8d0877ebc85">
+      <Terms xmlns="http://schemas.microsoft.com/office/infopath/2007/PartnerControls"/>
+    </lcf76f155ced4ddcb4097134ff3c332f>
+    <TaxCatchAll xmlns="23b7ebbb-480e-4d36-8f38-fd0ac82dae9c" xsi:nil="true"/>
+    <PIC xmlns="87f1a149-5420-40c2-b2e8-d8d0877ebc85" xsi:nil="true"/>
+  </documentManagement>
+</p:properties>
 </file>
 
 <file path=customXml/item2.xml><?xml version="1.0" encoding="utf-8"?>
@@ -3161,21 +3201,21 @@
 </file>
 
 <file path=customXml/item3.xml><?xml version="1.0" encoding="utf-8"?>
-<p:properties xmlns:p="http://schemas.microsoft.com/office/2006/metadata/properties" xmlns:xsi="http://www.w3.org/2001/XMLSchema-instance" xmlns:pc="http://schemas.microsoft.com/office/infopath/2007/PartnerControls">
-  <documentManagement>
-    <lcf76f155ced4ddcb4097134ff3c332f xmlns="87f1a149-5420-40c2-b2e8-d8d0877ebc85">
-      <Terms xmlns="http://schemas.microsoft.com/office/infopath/2007/PartnerControls"/>
-    </lcf76f155ced4ddcb4097134ff3c332f>
-    <TaxCatchAll xmlns="23b7ebbb-480e-4d36-8f38-fd0ac82dae9c" xsi:nil="true"/>
-    <PIC xmlns="87f1a149-5420-40c2-b2e8-d8d0877ebc85" xsi:nil="true"/>
-  </documentManagement>
-</p:properties>
+<?mso-contentType ?>
+<FormTemplates xmlns="http://schemas.microsoft.com/sharepoint/v3/contenttype/forms">
+  <Display>DocumentLibraryForm</Display>
+  <Edit>DocumentLibraryForm</Edit>
+  <New>DocumentLibraryForm</New>
+</FormTemplates>
 </file>
 
 <file path=customXml/itemProps1.xml><?xml version="1.0" encoding="utf-8"?>
-<ds:datastoreItem xmlns:ds="http://schemas.openxmlformats.org/officeDocument/2006/customXml" ds:itemID="{28C6D441-23EB-41B4-AB5D-D516FBB4D9B5}">
+<ds:datastoreItem xmlns:ds="http://schemas.openxmlformats.org/officeDocument/2006/customXml" ds:itemID="{76147286-6750-44A4-B829-827B6E824193}">
   <ds:schemaRefs>
-    <ds:schemaRef ds:uri="http://schemas.microsoft.com/sharepoint/v3/contenttype/forms"/>
+    <ds:schemaRef ds:uri="http://schemas.microsoft.com/office/2006/metadata/properties"/>
+    <ds:schemaRef ds:uri="http://schemas.microsoft.com/office/infopath/2007/PartnerControls"/>
+    <ds:schemaRef ds:uri="87f1a149-5420-40c2-b2e8-d8d0877ebc85"/>
+    <ds:schemaRef ds:uri="23b7ebbb-480e-4d36-8f38-fd0ac82dae9c"/>
   </ds:schemaRefs>
 </ds:datastoreItem>
 </file>
@@ -3200,12 +3240,9 @@
 </file>
 
 <file path=customXml/itemProps3.xml><?xml version="1.0" encoding="utf-8"?>
-<ds:datastoreItem xmlns:ds="http://schemas.openxmlformats.org/officeDocument/2006/customXml" ds:itemID="{76147286-6750-44A4-B829-827B6E824193}">
+<ds:datastoreItem xmlns:ds="http://schemas.openxmlformats.org/officeDocument/2006/customXml" ds:itemID="{28C6D441-23EB-41B4-AB5D-D516FBB4D9B5}">
   <ds:schemaRefs>
-    <ds:schemaRef ds:uri="http://schemas.microsoft.com/office/2006/metadata/properties"/>
-    <ds:schemaRef ds:uri="http://schemas.microsoft.com/office/infopath/2007/PartnerControls"/>
-    <ds:schemaRef ds:uri="87f1a149-5420-40c2-b2e8-d8d0877ebc85"/>
-    <ds:schemaRef ds:uri="23b7ebbb-480e-4d36-8f38-fd0ac82dae9c"/>
+    <ds:schemaRef ds:uri="http://schemas.microsoft.com/sharepoint/v3/contenttype/forms"/>
   </ds:schemaRefs>
 </ds:datastoreItem>
 </file>
--- a/dist/BA Generator/Master Folder/Master BA Timlak Fisik/z03. Memorandum BA Reviu Persiapan Pengadaan (Tidak Sesuai).docx
+++ b/dist/BA Generator/Master Folder/Master BA Timlak Fisik/z03. Memorandum BA Reviu Persiapan Pengadaan (Tidak Sesuai).docx
@@ -78,7 +78,23 @@
           <w:rFonts w:ascii="Arial" w:hAnsi="Arial" w:cs="Arial"/>
           <w:lang w:val="en-US"/>
         </w:rPr>
-        <w:t>{kode_klasifikasi}</w:t>
+        <w:t>{</w:t>
+      </w:r>
+      <w:proofErr w:type="spellStart"/>
+      <w:r>
+        <w:rPr>
+          <w:rFonts w:ascii="Arial" w:hAnsi="Arial" w:cs="Arial"/>
+          <w:lang w:val="en-US"/>
+        </w:rPr>
+        <w:t>kode_klasifikasi</w:t>
+      </w:r>
+      <w:proofErr w:type="spellEnd"/>
+      <w:r>
+        <w:rPr>
+          <w:rFonts w:ascii="Arial" w:hAnsi="Arial" w:cs="Arial"/>
+          <w:lang w:val="en-US"/>
+        </w:rPr>
+        <w:t>}</w:t>
       </w:r>
       <w:r>
         <w:rPr>
@@ -124,12 +140,14 @@
                 <w:rFonts w:ascii="Arial" w:hAnsi="Arial" w:cs="Arial"/>
               </w:rPr>
             </w:pPr>
+            <w:proofErr w:type="spellStart"/>
             <w:r>
               <w:rPr>
                 <w:rFonts w:ascii="Arial" w:hAnsi="Arial" w:cs="Arial"/>
               </w:rPr>
               <w:t>Yth</w:t>
             </w:r>
+            <w:proofErr w:type="spellEnd"/>
           </w:p>
         </w:tc>
         <w:tc>
@@ -178,6 +196,7 @@
               </w:rPr>
               <w:t>{</w:t>
             </w:r>
+            <w:proofErr w:type="spellStart"/>
             <w:r>
               <w:rPr>
                 <w:rFonts w:ascii="Arial" w:hAnsi="Arial" w:cs="Arial"/>
@@ -186,6 +205,7 @@
               </w:rPr>
               <w:t>ppk</w:t>
             </w:r>
+            <w:proofErr w:type="spellEnd"/>
             <w:r>
               <w:rPr>
                 <w:rFonts w:ascii="Arial" w:hAnsi="Arial" w:cs="Arial"/>
@@ -384,12 +404,14 @@
                 <w:rFonts w:ascii="Arial" w:hAnsi="Arial" w:cs="Arial"/>
               </w:rPr>
             </w:pPr>
+            <w:proofErr w:type="spellStart"/>
             <w:r>
               <w:rPr>
                 <w:rFonts w:ascii="Arial" w:hAnsi="Arial" w:cs="Arial"/>
               </w:rPr>
               <w:t>Tanggal</w:t>
             </w:r>
+            <w:proofErr w:type="spellEnd"/>
           </w:p>
         </w:tc>
         <w:tc>
@@ -437,6 +459,7 @@
               </w:rPr>
               <w:t>{tanggal_</w:t>
             </w:r>
+            <w:proofErr w:type="spellStart"/>
             <w:r>
               <w:rPr>
                 <w:rFonts w:ascii="Arial" w:hAnsi="Arial" w:cs="Arial"/>
@@ -445,6 +468,7 @@
               </w:rPr>
               <w:t>reviu</w:t>
             </w:r>
+            <w:proofErr w:type="spellEnd"/>
             <w:r>
               <w:rPr>
                 <w:rFonts w:ascii="Arial" w:hAnsi="Arial" w:cs="Arial"/>
@@ -473,12 +497,101 @@
         </w:rPr>
         <w:t xml:space="preserve">Sehubungan dengan telah dilaksanakan </w:t>
       </w:r>
+      <w:proofErr w:type="spellStart"/>
       <w:r>
         <w:rPr>
           <w:rFonts w:ascii="Arial" w:hAnsi="Arial" w:cs="Arial"/>
           <w:lang w:val="en-US"/>
         </w:rPr>
-        <w:t xml:space="preserve">Rapat Reviu Pembahasan Dokumen Persiapan Pengadaan </w:t>
+        <w:t>Rapat</w:t>
+      </w:r>
+      <w:proofErr w:type="spellEnd"/>
+      <w:r>
+        <w:rPr>
+          <w:rFonts w:ascii="Arial" w:hAnsi="Arial" w:cs="Arial"/>
+          <w:lang w:val="en-US"/>
+        </w:rPr>
+        <w:t xml:space="preserve"> </w:t>
+      </w:r>
+      <w:proofErr w:type="spellStart"/>
+      <w:r>
+        <w:rPr>
+          <w:rFonts w:ascii="Arial" w:hAnsi="Arial" w:cs="Arial"/>
+          <w:lang w:val="en-US"/>
+        </w:rPr>
+        <w:t>Reviu</w:t>
+      </w:r>
+      <w:proofErr w:type="spellEnd"/>
+      <w:r>
+        <w:rPr>
+          <w:rFonts w:ascii="Arial" w:hAnsi="Arial" w:cs="Arial"/>
+          <w:lang w:val="en-US"/>
+        </w:rPr>
+        <w:t xml:space="preserve"> </w:t>
+      </w:r>
+      <w:proofErr w:type="spellStart"/>
+      <w:r>
+        <w:rPr>
+          <w:rFonts w:ascii="Arial" w:hAnsi="Arial" w:cs="Arial"/>
+          <w:lang w:val="en-US"/>
+        </w:rPr>
+        <w:t>Pembahasan</w:t>
+      </w:r>
+      <w:proofErr w:type="spellEnd"/>
+      <w:r>
+        <w:rPr>
+          <w:rFonts w:ascii="Arial" w:hAnsi="Arial" w:cs="Arial"/>
+          <w:lang w:val="en-US"/>
+        </w:rPr>
+        <w:t xml:space="preserve"> </w:t>
+      </w:r>
+      <w:proofErr w:type="spellStart"/>
+      <w:r>
+        <w:rPr>
+          <w:rFonts w:ascii="Arial" w:hAnsi="Arial" w:cs="Arial"/>
+          <w:lang w:val="en-US"/>
+        </w:rPr>
+        <w:t>Dokumen</w:t>
+      </w:r>
+      <w:proofErr w:type="spellEnd"/>
+      <w:r>
+        <w:rPr>
+          <w:rFonts w:ascii="Arial" w:hAnsi="Arial" w:cs="Arial"/>
+          <w:lang w:val="en-US"/>
+        </w:rPr>
+        <w:t xml:space="preserve"> </w:t>
+      </w:r>
+      <w:proofErr w:type="spellStart"/>
+      <w:r>
+        <w:rPr>
+          <w:rFonts w:ascii="Arial" w:hAnsi="Arial" w:cs="Arial"/>
+          <w:lang w:val="en-US"/>
+        </w:rPr>
+        <w:t>Persiapan</w:t>
+      </w:r>
+      <w:proofErr w:type="spellEnd"/>
+      <w:r>
+        <w:rPr>
+          <w:rFonts w:ascii="Arial" w:hAnsi="Arial" w:cs="Arial"/>
+          <w:lang w:val="en-US"/>
+        </w:rPr>
+        <w:t xml:space="preserve"> </w:t>
+      </w:r>
+      <w:proofErr w:type="spellStart"/>
+      <w:r>
+        <w:rPr>
+          <w:rFonts w:ascii="Arial" w:hAnsi="Arial" w:cs="Arial"/>
+          <w:lang w:val="en-US"/>
+        </w:rPr>
+        <w:t>Pengadaan</w:t>
+      </w:r>
+      <w:proofErr w:type="spellEnd"/>
+      <w:r>
+        <w:rPr>
+          <w:rFonts w:ascii="Arial" w:hAnsi="Arial" w:cs="Arial"/>
+          <w:lang w:val="en-US"/>
+        </w:rPr>
+        <w:t xml:space="preserve"> </w:t>
       </w:r>
       <w:r>
         <w:rPr>
@@ -515,6 +628,7 @@
         </w:rPr>
         <w:t>{hari_</w:t>
       </w:r>
+      <w:proofErr w:type="spellStart"/>
       <w:r>
         <w:rPr>
           <w:rStyle w:val="normaltextrun"/>
@@ -524,6 +638,7 @@
         </w:rPr>
         <w:t>reviu</w:t>
       </w:r>
+      <w:proofErr w:type="spellEnd"/>
       <w:r>
         <w:rPr>
           <w:rStyle w:val="normaltextrun"/>
@@ -564,6 +679,7 @@
         </w:rPr>
         <w:t>{tanggal_</w:t>
       </w:r>
+      <w:proofErr w:type="spellStart"/>
       <w:r>
         <w:rPr>
           <w:rStyle w:val="normaltextrun"/>
@@ -573,6 +689,7 @@
         </w:rPr>
         <w:t>sebut_reviu</w:t>
       </w:r>
+      <w:proofErr w:type="spellEnd"/>
       <w:r>
         <w:rPr>
           <w:rStyle w:val="normaltextrun"/>
@@ -857,6 +974,18 @@
               <w:jc w:val="center"/>
               <w:rPr>
                 <w:rFonts w:ascii="Arial" w:hAnsi="Arial" w:cs="Arial"/>
+                <w:bCs/>
+                <w:sz w:val="22"/>
+                <w:szCs w:val="22"/>
+              </w:rPr>
+            </w:pPr>
+          </w:p>
+          <w:p>
+            <w:pPr>
+              <w:spacing w:after="0"/>
+              <w:jc w:val="center"/>
+              <w:rPr>
+                <w:rFonts w:ascii="Arial" w:hAnsi="Arial" w:cs="Arial"/>
                 <w:sz w:val="22"/>
                 <w:szCs w:val="22"/>
               </w:rPr>
@@ -913,12 +1042,21 @@
           <w:lang w:val="en-US"/>
         </w:rPr>
       </w:pPr>
+      <w:proofErr w:type="spellStart"/>
       <w:r>
         <w:rPr>
           <w:rFonts w:ascii="Arial" w:hAnsi="Arial" w:cs="Arial"/>
           <w:lang w:val="en-US"/>
         </w:rPr>
-        <w:t>Tembusan:</w:t>
+        <w:t>Tembusan</w:t>
+      </w:r>
+      <w:proofErr w:type="spellEnd"/>
+      <w:r>
+        <w:rPr>
+          <w:rFonts w:ascii="Arial" w:hAnsi="Arial" w:cs="Arial"/>
+          <w:lang w:val="en-US"/>
+        </w:rPr>
+        <w:t>:</w:t>
       </w:r>
     </w:p>
     <w:p>
@@ -1488,7 +1626,7 @@
             </wp:anchor>
           </w:drawing>
         </mc:Choice>
-        <mc:Fallback xmlns:w16sdtfl="http://schemas.microsoft.com/office/word/2024/wordml/sdtformatlock" xmlns:w16du="http://schemas.microsoft.com/office/word/2023/wordml/word16du" xmlns:oel="http://schemas.microsoft.com/office/2019/extlst">
+        <mc:Fallback xmlns:oel="http://schemas.microsoft.com/office/2019/extlst" xmlns:w16du="http://schemas.microsoft.com/office/word/2023/wordml/word16du" xmlns:w16sdtfl="http://schemas.microsoft.com/office/word/2024/wordml/sdtformatlock">
           <w:pict>
             <v:line w14:anchorId="47397A85" id="Line 5" o:spid="_x0000_s1026" style="position:absolute;z-index:-251657216;visibility:visible;mso-wrap-style:square;mso-width-percent:0;mso-wrap-distance-left:9pt;mso-wrap-distance-top:0;mso-wrap-distance-right:9pt;mso-wrap-distance-bottom:0;mso-position-horizontal:absolute;mso-position-horizontal-relative:text;mso-position-vertical:absolute;mso-position-vertical-relative:text;mso-width-percent:0;mso-width-relative:margin" from="32.15pt,10.9pt" to="453.25pt,10.9pt" o:gfxdata="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" strokeweight="1.5pt"/>
           </w:pict>
@@ -2946,15 +3084,12 @@
 </file>
 
 <file path=customXml/item1.xml><?xml version="1.0" encoding="utf-8"?>
-<p:properties xmlns:p="http://schemas.microsoft.com/office/2006/metadata/properties" xmlns:xsi="http://www.w3.org/2001/XMLSchema-instance" xmlns:pc="http://schemas.microsoft.com/office/infopath/2007/PartnerControls">
-  <documentManagement>
-    <lcf76f155ced4ddcb4097134ff3c332f xmlns="87f1a149-5420-40c2-b2e8-d8d0877ebc85">
-      <Terms xmlns="http://schemas.microsoft.com/office/infopath/2007/PartnerControls"/>
-    </lcf76f155ced4ddcb4097134ff3c332f>
-    <TaxCatchAll xmlns="23b7ebbb-480e-4d36-8f38-fd0ac82dae9c" xsi:nil="true"/>
-    <PIC xmlns="87f1a149-5420-40c2-b2e8-d8d0877ebc85" xsi:nil="true"/>
-  </documentManagement>
-</p:properties>
+<?mso-contentType ?>
+<FormTemplates xmlns="http://schemas.microsoft.com/sharepoint/v3/contenttype/forms">
+  <Display>DocumentLibraryForm</Display>
+  <Edit>DocumentLibraryForm</Edit>
+  <New>DocumentLibraryForm</New>
+</FormTemplates>
 </file>
 
 <file path=customXml/item2.xml><?xml version="1.0" encoding="utf-8"?>
@@ -3201,21 +3336,21 @@
 </file>
 
 <file path=customXml/item3.xml><?xml version="1.0" encoding="utf-8"?>
-<?mso-contentType ?>
-<FormTemplates xmlns="http://schemas.microsoft.com/sharepoint/v3/contenttype/forms">
-  <Display>DocumentLibraryForm</Display>
-  <Edit>DocumentLibraryForm</Edit>
-  <New>DocumentLibraryForm</New>
-</FormTemplates>
+<p:properties xmlns:p="http://schemas.microsoft.com/office/2006/metadata/properties" xmlns:xsi="http://www.w3.org/2001/XMLSchema-instance" xmlns:pc="http://schemas.microsoft.com/office/infopath/2007/PartnerControls">
+  <documentManagement>
+    <lcf76f155ced4ddcb4097134ff3c332f xmlns="87f1a149-5420-40c2-b2e8-d8d0877ebc85">
+      <Terms xmlns="http://schemas.microsoft.com/office/infopath/2007/PartnerControls"/>
+    </lcf76f155ced4ddcb4097134ff3c332f>
+    <TaxCatchAll xmlns="23b7ebbb-480e-4d36-8f38-fd0ac82dae9c" xsi:nil="true"/>
+    <PIC xmlns="87f1a149-5420-40c2-b2e8-d8d0877ebc85" xsi:nil="true"/>
+  </documentManagement>
+</p:properties>
 </file>
 
 <file path=customXml/itemProps1.xml><?xml version="1.0" encoding="utf-8"?>
-<ds:datastoreItem xmlns:ds="http://schemas.openxmlformats.org/officeDocument/2006/customXml" ds:itemID="{76147286-6750-44A4-B829-827B6E824193}">
+<ds:datastoreItem xmlns:ds="http://schemas.openxmlformats.org/officeDocument/2006/customXml" ds:itemID="{28C6D441-23EB-41B4-AB5D-D516FBB4D9B5}">
   <ds:schemaRefs>
-    <ds:schemaRef ds:uri="http://schemas.microsoft.com/office/2006/metadata/properties"/>
-    <ds:schemaRef ds:uri="http://schemas.microsoft.com/office/infopath/2007/PartnerControls"/>
-    <ds:schemaRef ds:uri="87f1a149-5420-40c2-b2e8-d8d0877ebc85"/>
-    <ds:schemaRef ds:uri="23b7ebbb-480e-4d36-8f38-fd0ac82dae9c"/>
+    <ds:schemaRef ds:uri="http://schemas.microsoft.com/sharepoint/v3/contenttype/forms"/>
   </ds:schemaRefs>
 </ds:datastoreItem>
 </file>
@@ -3240,9 +3375,12 @@
 </file>
 
 <file path=customXml/itemProps3.xml><?xml version="1.0" encoding="utf-8"?>
-<ds:datastoreItem xmlns:ds="http://schemas.openxmlformats.org/officeDocument/2006/customXml" ds:itemID="{28C6D441-23EB-41B4-AB5D-D516FBB4D9B5}">
+<ds:datastoreItem xmlns:ds="http://schemas.openxmlformats.org/officeDocument/2006/customXml" ds:itemID="{76147286-6750-44A4-B829-827B6E824193}">
   <ds:schemaRefs>
-    <ds:schemaRef ds:uri="http://schemas.microsoft.com/sharepoint/v3/contenttype/forms"/>
+    <ds:schemaRef ds:uri="http://schemas.microsoft.com/office/2006/metadata/properties"/>
+    <ds:schemaRef ds:uri="http://schemas.microsoft.com/office/infopath/2007/PartnerControls"/>
+    <ds:schemaRef ds:uri="87f1a149-5420-40c2-b2e8-d8d0877ebc85"/>
+    <ds:schemaRef ds:uri="23b7ebbb-480e-4d36-8f38-fd0ac82dae9c"/>
   </ds:schemaRefs>
 </ds:datastoreItem>
 </file>